--- a/lessons/6-2/homework.docx
+++ b/lessons/6-2/homework.docx
@@ -106,7 +106,55 @@
     </w:p>
     <w:p>
       <w:pPr>
-        <w:spacing w:after="60"/>
+        <w:keepNext/>
+        <w:spacing w:after="20" w:before="80"/>
+        <w:jc w:val="center"/>
+      </w:pPr>
+      <w:r>
+        <w:drawing>
+          <wp:inline distT="0" distB="0" distL="0" distR="0">
+            <wp:extent cx="1047750" cy="790575"/>
+            <wp:effectExtent t="0" r="0" b="0" l="0"/>
+            <wp:docPr id="1" name="" descr="" title=""/>
+            <wp:cNvGraphicFramePr>
+              <a:graphicFrameLocks xmlns:a="http://schemas.openxmlformats.org/drawingml/2006/main" noChangeAspect="1"/>
+            </wp:cNvGraphicFramePr>
+            <a:graphic xmlns:a="http://schemas.openxmlformats.org/drawingml/2006/main">
+              <a:graphicData uri="http://schemas.openxmlformats.org/drawingml/2006/picture">
+                <pic:pic xmlns:pic="http://schemas.openxmlformats.org/drawingml/2006/picture">
+                  <pic:nvPicPr>
+                    <pic:cNvPr id="0" name="" descr=""/>
+                    <pic:cNvPicPr>
+                      <a:picLocks noChangeAspect="1" noChangeArrowheads="1"/>
+                    </pic:cNvPicPr>
+                  </pic:nvPicPr>
+                  <pic:blipFill>
+                    <a:blip r:embed="rId7" cstate="none"/>
+                    <a:srcRect/>
+                    <a:stretch>
+                      <a:fillRect/>
+                    </a:stretch>
+                  </pic:blipFill>
+                  <pic:spPr bwMode="auto">
+                    <a:xfrm>
+                      <a:off x="0" y="0"/>
+                      <a:ext cx="1047750" cy="790575"/>
+                    </a:xfrm>
+                    <a:prstGeom prst="rect">
+                      <a:avLst/>
+                    </a:prstGeom>
+                  </pic:spPr>
+                </pic:pic>
+              </a:graphicData>
+            </a:graphic>
+          </wp:inline>
+        </w:drawing>
+      </w:r>
+    </w:p>
+    <w:p>
+      <w:pPr>
+        <w:keepNext/>
+        <w:spacing w:after="120"/>
       </w:pPr>
       <w:r>
         <w:rPr>
@@ -116,12 +164,60 @@
         <w:t xml:space="preserve">Variable (Variable)</w:t>
       </w:r>
       <w:r>
-        <w:t xml:space="preserve"> — A letter that represents an unknown value</w:t>
-      </w:r>
-    </w:p>
-    <w:p>
-      <w:pPr>
-        <w:spacing w:after="60"/>
+        <w:t xml:space="preserve"> — A letter that stands for an unknown number.</w:t>
+      </w:r>
+    </w:p>
+    <w:p>
+      <w:pPr>
+        <w:keepNext/>
+        <w:spacing w:after="20" w:before="80"/>
+        <w:jc w:val="center"/>
+      </w:pPr>
+      <w:r>
+        <w:drawing>
+          <wp:inline distT="0" distB="0" distL="0" distR="0">
+            <wp:extent cx="1047750" cy="790575"/>
+            <wp:effectExtent t="0" r="0" b="0" l="0"/>
+            <wp:docPr id="1" name="" descr="" title=""/>
+            <wp:cNvGraphicFramePr>
+              <a:graphicFrameLocks xmlns:a="http://schemas.openxmlformats.org/drawingml/2006/main" noChangeAspect="1"/>
+            </wp:cNvGraphicFramePr>
+            <a:graphic xmlns:a="http://schemas.openxmlformats.org/drawingml/2006/main">
+              <a:graphicData uri="http://schemas.openxmlformats.org/drawingml/2006/picture">
+                <pic:pic xmlns:pic="http://schemas.openxmlformats.org/drawingml/2006/picture">
+                  <pic:nvPicPr>
+                    <pic:cNvPr id="0" name="" descr=""/>
+                    <pic:cNvPicPr>
+                      <a:picLocks noChangeAspect="1" noChangeArrowheads="1"/>
+                    </pic:cNvPicPr>
+                  </pic:nvPicPr>
+                  <pic:blipFill>
+                    <a:blip r:embed="rId8" cstate="none"/>
+                    <a:srcRect/>
+                    <a:stretch>
+                      <a:fillRect/>
+                    </a:stretch>
+                  </pic:blipFill>
+                  <pic:spPr bwMode="auto">
+                    <a:xfrm>
+                      <a:off x="0" y="0"/>
+                      <a:ext cx="1047750" cy="790575"/>
+                    </a:xfrm>
+                    <a:prstGeom prst="rect">
+                      <a:avLst/>
+                    </a:prstGeom>
+                  </pic:spPr>
+                </pic:pic>
+              </a:graphicData>
+            </a:graphic>
+          </wp:inline>
+        </w:drawing>
+      </w:r>
+    </w:p>
+    <w:p>
+      <w:pPr>
+        <w:keepNext/>
+        <w:spacing w:after="120"/>
       </w:pPr>
       <w:r>
         <w:rPr>
@@ -131,12 +227,60 @@
         <w:t xml:space="preserve">Expression (Expresión)</w:t>
       </w:r>
       <w:r>
-        <w:t xml:space="preserve"> — A mathematical phrase with numbers, variables, and operations</w:t>
-      </w:r>
-    </w:p>
-    <w:p>
-      <w:pPr>
-        <w:spacing w:after="60"/>
+        <w:t xml:space="preserve"> — A math phrase with numbers and letters, but no equal sign.</w:t>
+      </w:r>
+    </w:p>
+    <w:p>
+      <w:pPr>
+        <w:keepNext/>
+        <w:spacing w:after="20" w:before="80"/>
+        <w:jc w:val="center"/>
+      </w:pPr>
+      <w:r>
+        <w:drawing>
+          <wp:inline distT="0" distB="0" distL="0" distR="0">
+            <wp:extent cx="1047750" cy="790575"/>
+            <wp:effectExtent t="0" r="0" b="0" l="0"/>
+            <wp:docPr id="1" name="" descr="" title=""/>
+            <wp:cNvGraphicFramePr>
+              <a:graphicFrameLocks xmlns:a="http://schemas.openxmlformats.org/drawingml/2006/main" noChangeAspect="1"/>
+            </wp:cNvGraphicFramePr>
+            <a:graphic xmlns:a="http://schemas.openxmlformats.org/drawingml/2006/main">
+              <a:graphicData uri="http://schemas.openxmlformats.org/drawingml/2006/picture">
+                <pic:pic xmlns:pic="http://schemas.openxmlformats.org/drawingml/2006/picture">
+                  <pic:nvPicPr>
+                    <pic:cNvPr id="0" name="" descr=""/>
+                    <pic:cNvPicPr>
+                      <a:picLocks noChangeAspect="1" noChangeArrowheads="1"/>
+                    </pic:cNvPicPr>
+                  </pic:nvPicPr>
+                  <pic:blipFill>
+                    <a:blip r:embed="rId8" cstate="none"/>
+                    <a:srcRect/>
+                    <a:stretch>
+                      <a:fillRect/>
+                    </a:stretch>
+                  </pic:blipFill>
+                  <pic:spPr bwMode="auto">
+                    <a:xfrm>
+                      <a:off x="0" y="0"/>
+                      <a:ext cx="1047750" cy="790575"/>
+                    </a:xfrm>
+                    <a:prstGeom prst="rect">
+                      <a:avLst/>
+                    </a:prstGeom>
+                  </pic:spPr>
+                </pic:pic>
+              </a:graphicData>
+            </a:graphic>
+          </wp:inline>
+        </w:drawing>
+      </w:r>
+    </w:p>
+    <w:p>
+      <w:pPr>
+        <w:keepNext/>
+        <w:spacing w:after="120"/>
       </w:pPr>
       <w:r>
         <w:rPr>
@@ -146,12 +290,60 @@
         <w:t xml:space="preserve">Evaluate (Evaluar)</w:t>
       </w:r>
       <w:r>
-        <w:t xml:space="preserve"> — To find the value of an expression by replacing variables with numbers</w:t>
-      </w:r>
-    </w:p>
-    <w:p>
-      <w:pPr>
-        <w:spacing w:after="60"/>
+        <w:t xml:space="preserve"> — To find the value by putting numbers in for the letters.</w:t>
+      </w:r>
+    </w:p>
+    <w:p>
+      <w:pPr>
+        <w:keepNext/>
+        <w:spacing w:after="20" w:before="80"/>
+        <w:jc w:val="center"/>
+      </w:pPr>
+      <w:r>
+        <w:drawing>
+          <wp:inline distT="0" distB="0" distL="0" distR="0">
+            <wp:extent cx="1047750" cy="790575"/>
+            <wp:effectExtent t="0" r="0" b="0" l="0"/>
+            <wp:docPr id="1" name="" descr="" title=""/>
+            <wp:cNvGraphicFramePr>
+              <a:graphicFrameLocks xmlns:a="http://schemas.openxmlformats.org/drawingml/2006/main" noChangeAspect="1"/>
+            </wp:cNvGraphicFramePr>
+            <a:graphic xmlns:a="http://schemas.openxmlformats.org/drawingml/2006/main">
+              <a:graphicData uri="http://schemas.openxmlformats.org/drawingml/2006/picture">
+                <pic:pic xmlns:pic="http://schemas.openxmlformats.org/drawingml/2006/picture">
+                  <pic:nvPicPr>
+                    <pic:cNvPr id="0" name="" descr=""/>
+                    <pic:cNvPicPr>
+                      <a:picLocks noChangeAspect="1" noChangeArrowheads="1"/>
+                    </pic:cNvPicPr>
+                  </pic:nvPicPr>
+                  <pic:blipFill>
+                    <a:blip r:embed="rId9" cstate="none"/>
+                    <a:srcRect/>
+                    <a:stretch>
+                      <a:fillRect/>
+                    </a:stretch>
+                  </pic:blipFill>
+                  <pic:spPr bwMode="auto">
+                    <a:xfrm>
+                      <a:off x="0" y="0"/>
+                      <a:ext cx="1047750" cy="790575"/>
+                    </a:xfrm>
+                    <a:prstGeom prst="rect">
+                      <a:avLst/>
+                    </a:prstGeom>
+                  </pic:spPr>
+                </pic:pic>
+              </a:graphicData>
+            </a:graphic>
+          </wp:inline>
+        </w:drawing>
+      </w:r>
+    </w:p>
+    <w:p>
+      <w:pPr>
+        <w:keepNext/>
+        <w:spacing w:after="120"/>
       </w:pPr>
       <w:r>
         <w:rPr>
@@ -161,12 +353,60 @@
         <w:t xml:space="preserve">Substitute (Sustituir)</w:t>
       </w:r>
       <w:r>
-        <w:t xml:space="preserve"> — To replace a variable with a specific value</w:t>
-      </w:r>
-    </w:p>
-    <w:p>
-      <w:pPr>
-        <w:spacing w:after="60"/>
+        <w:t xml:space="preserve"> — To put a number in place of a letter.</w:t>
+      </w:r>
+    </w:p>
+    <w:p>
+      <w:pPr>
+        <w:keepNext/>
+        <w:spacing w:after="20" w:before="80"/>
+        <w:jc w:val="center"/>
+      </w:pPr>
+      <w:r>
+        <w:drawing>
+          <wp:inline distT="0" distB="0" distL="0" distR="0">
+            <wp:extent cx="1047750" cy="790575"/>
+            <wp:effectExtent t="0" r="0" b="0" l="0"/>
+            <wp:docPr id="1" name="" descr="" title=""/>
+            <wp:cNvGraphicFramePr>
+              <a:graphicFrameLocks xmlns:a="http://schemas.openxmlformats.org/drawingml/2006/main" noChangeAspect="1"/>
+            </wp:cNvGraphicFramePr>
+            <a:graphic xmlns:a="http://schemas.openxmlformats.org/drawingml/2006/main">
+              <a:graphicData uri="http://schemas.openxmlformats.org/drawingml/2006/picture">
+                <pic:pic xmlns:pic="http://schemas.openxmlformats.org/drawingml/2006/picture">
+                  <pic:nvPicPr>
+                    <pic:cNvPr id="0" name="" descr=""/>
+                    <pic:cNvPicPr>
+                      <a:picLocks noChangeAspect="1" noChangeArrowheads="1"/>
+                    </pic:cNvPicPr>
+                  </pic:nvPicPr>
+                  <pic:blipFill>
+                    <a:blip r:embed="rId10" cstate="none"/>
+                    <a:srcRect/>
+                    <a:stretch>
+                      <a:fillRect/>
+                    </a:stretch>
+                  </pic:blipFill>
+                  <pic:spPr bwMode="auto">
+                    <a:xfrm>
+                      <a:off x="0" y="0"/>
+                      <a:ext cx="1047750" cy="790575"/>
+                    </a:xfrm>
+                    <a:prstGeom prst="rect">
+                      <a:avLst/>
+                    </a:prstGeom>
+                  </pic:spPr>
+                </pic:pic>
+              </a:graphicData>
+            </a:graphic>
+          </wp:inline>
+        </w:drawing>
+      </w:r>
+    </w:p>
+    <w:p>
+      <w:pPr>
+        <w:keepNext/>
+        <w:spacing w:after="120"/>
       </w:pPr>
       <w:r>
         <w:rPr>
@@ -176,12 +416,60 @@
         <w:t xml:space="preserve">Coefficient (Coeficiente)</w:t>
       </w:r>
       <w:r>
-        <w:t xml:space="preserve"> — The number multiplied by a variable</w:t>
-      </w:r>
-    </w:p>
-    <w:p>
-      <w:pPr>
-        <w:spacing w:after="60"/>
+        <w:t xml:space="preserve"> — The number in front of a letter, like the 3 in 3x.</w:t>
+      </w:r>
+    </w:p>
+    <w:p>
+      <w:pPr>
+        <w:keepNext/>
+        <w:spacing w:after="20" w:before="80"/>
+        <w:jc w:val="center"/>
+      </w:pPr>
+      <w:r>
+        <w:drawing>
+          <wp:inline distT="0" distB="0" distL="0" distR="0">
+            <wp:extent cx="1047750" cy="790575"/>
+            <wp:effectExtent t="0" r="0" b="0" l="0"/>
+            <wp:docPr id="1" name="" descr="" title=""/>
+            <wp:cNvGraphicFramePr>
+              <a:graphicFrameLocks xmlns:a="http://schemas.openxmlformats.org/drawingml/2006/main" noChangeAspect="1"/>
+            </wp:cNvGraphicFramePr>
+            <a:graphic xmlns:a="http://schemas.openxmlformats.org/drawingml/2006/main">
+              <a:graphicData uri="http://schemas.openxmlformats.org/drawingml/2006/picture">
+                <pic:pic xmlns:pic="http://schemas.openxmlformats.org/drawingml/2006/picture">
+                  <pic:nvPicPr>
+                    <pic:cNvPr id="0" name="" descr=""/>
+                    <pic:cNvPicPr>
+                      <a:picLocks noChangeAspect="1" noChangeArrowheads="1"/>
+                    </pic:cNvPicPr>
+                  </pic:nvPicPr>
+                  <pic:blipFill>
+                    <a:blip r:embed="rId11" cstate="none"/>
+                    <a:srcRect/>
+                    <a:stretch>
+                      <a:fillRect/>
+                    </a:stretch>
+                  </pic:blipFill>
+                  <pic:spPr bwMode="auto">
+                    <a:xfrm>
+                      <a:off x="0" y="0"/>
+                      <a:ext cx="1047750" cy="790575"/>
+                    </a:xfrm>
+                    <a:prstGeom prst="rect">
+                      <a:avLst/>
+                    </a:prstGeom>
+                  </pic:spPr>
+                </pic:pic>
+              </a:graphicData>
+            </a:graphic>
+          </wp:inline>
+        </w:drawing>
+      </w:r>
+    </w:p>
+    <w:p>
+      <w:pPr>
+        <w:keepNext/>
+        <w:spacing w:after="120"/>
       </w:pPr>
       <w:r>
         <w:rPr>
@@ -191,7 +479,7 @@
         <w:t xml:space="preserve">Like terms (Términos semejantes)</w:t>
       </w:r>
       <w:r>
-        <w:t xml:space="preserve"> — Terms with the same variable raised to the same power</w:t>
+        <w:t xml:space="preserve"> — Terms with the same letter, like 2x and 5x.</w:t>
       </w:r>
     </w:p>
     <w:p>

--- a/lessons/6-2/homework.docx
+++ b/lessons/6-2/homework.docx
@@ -24,7 +24,7 @@
           <w:i/>
           <w:iCs/>
         </w:rPr>
-        <w:t xml:space="preserve">Lesson 6-2  •  Standard 6.EE.2c</w:t>
+        <w:t xml:space="preserve">Lesson 6-2  •  Standard 6.AT.6c</w:t>
       </w:r>
     </w:p>
     <w:p>
@@ -1249,39 +1249,43 @@
           <w:b/>
           <w:bCs/>
         </w:rPr>
-        <w:t xml:space="preserve">6. Evaluate 3 + 4 × 2².</w:t>
-      </w:r>
-    </w:p>
-    <w:p>
-      <w:pPr>
-        <w:spacing w:after="40" w:before="0"/>
-      </w:pPr>
-      <w:r>
-        <w:t xml:space="preserve">     A. 19</w:t>
-      </w:r>
-    </w:p>
-    <w:p>
-      <w:pPr>
-        <w:spacing w:after="40" w:before="0"/>
-      </w:pPr>
-      <w:r>
-        <w:t xml:space="preserve">     B. 28</w:t>
-      </w:r>
-    </w:p>
-    <w:p>
-      <w:pPr>
-        <w:spacing w:after="40" w:before="0"/>
-      </w:pPr>
-      <w:r>
-        <w:t xml:space="preserve">     C. 56</w:t>
-      </w:r>
-    </w:p>
-    <w:p>
-      <w:pPr>
-        <w:spacing w:after="40" w:before="0"/>
-      </w:pPr>
-      <w:r>
-        <w:t xml:space="preserve">     D. 14</w:t>
+        <w:t xml:space="preserve">6. onLevel — Spot the Common Mistake</w:t>
+      </w:r>
+    </w:p>
+    <w:p>
+      <w:pPr>
+        <w:spacing w:after="40" w:before="0"/>
+      </w:pPr>
+      <w:r>
+        <w:t xml:space="preserve">   Step 1 (Read): A student is working on Evaluate Expressions.</w:t>
+      </w:r>
+    </w:p>
+    <w:p>
+      <w:pPr>
+        <w:spacing w:after="40" w:before="0"/>
+      </w:pPr>
+      <w:r>
+        <w:t xml:space="preserve">   Step 2 (Attempt): They ignored the rule: Replace the variable with its number, then follow the order of operations to find the total.</w:t>
+      </w:r>
+    </w:p>
+    <w:p>
+      <w:pPr>
+        <w:spacing w:after="40" w:before="0"/>
+      </w:pPr>
+      <w:r>
+        <w:t xml:space="preserve">   Step 3 (Check): The answer does not match the math rule from class.</w:t>
+      </w:r>
+    </w:p>
+    <w:p>
+      <w:pPr>
+        <w:spacing w:after="60" w:before="0"/>
+      </w:pPr>
+      <w:r>
+        <w:rPr>
+          <w:i/>
+          <w:iCs/>
+        </w:rPr>
+        <w:t xml:space="preserve">Which step has the mistake? Explain and fix it:</w:t>
       </w:r>
     </w:p>
     <w:p>
@@ -1297,6 +1301,28 @@
     </w:p>
     <w:p>
       <w:pPr>
+        <w:spacing w:after="60" w:before="120"/>
+      </w:pPr>
+      <w:r>
+        <w:rPr>
+          <w:color w:val="BBBBBB"/>
+        </w:rPr>
+        <w:t xml:space="preserve">______________________________________________________________________</w:t>
+      </w:r>
+    </w:p>
+    <w:p>
+      <w:pPr>
+        <w:spacing w:after="60" w:before="120"/>
+      </w:pPr>
+      <w:r>
+        <w:rPr>
+          <w:color w:val="BBBBBB"/>
+        </w:rPr>
+        <w:t xml:space="preserve">______________________________________________________________________</w:t>
+      </w:r>
+    </w:p>
+    <w:p>
+      <w:pPr>
         <w:spacing w:after="80" w:before="0"/>
       </w:pPr>
       <w:r>
@@ -1304,39 +1330,39 @@
           <w:b/>
           <w:bCs/>
         </w:rPr>
-        <w:t xml:space="preserve">7. Evaluate (8 − 3)² + 6.</w:t>
-      </w:r>
-    </w:p>
-    <w:p>
-      <w:pPr>
-        <w:spacing w:after="40" w:before="0"/>
-      </w:pPr>
-      <w:r>
-        <w:t xml:space="preserve">     A. 31</w:t>
-      </w:r>
-    </w:p>
-    <w:p>
-      <w:pPr>
-        <w:spacing w:after="40" w:before="0"/>
-      </w:pPr>
-      <w:r>
-        <w:t xml:space="preserve">     B. 19</w:t>
-      </w:r>
-    </w:p>
-    <w:p>
-      <w:pPr>
-        <w:spacing w:after="40" w:before="0"/>
-      </w:pPr>
-      <w:r>
-        <w:t xml:space="preserve">     C. 61</w:t>
-      </w:r>
-    </w:p>
-    <w:p>
-      <w:pPr>
-        <w:spacing w:after="40" w:before="0"/>
-      </w:pPr>
-      <w:r>
-        <w:t xml:space="preserve">     D. 25</w:t>
+        <w:t xml:space="preserve">7. Track 1 — The beat formula is 3x + 5, where x is the number of bass drops. Evaluate 3x + 5 when x = 4.</w:t>
+      </w:r>
+    </w:p>
+    <w:p>
+      <w:pPr>
+        <w:spacing w:after="40" w:before="0"/>
+      </w:pPr>
+      <w:r>
+        <w:t xml:space="preserve">     A. 17</w:t>
+      </w:r>
+    </w:p>
+    <w:p>
+      <w:pPr>
+        <w:spacing w:after="40" w:before="0"/>
+      </w:pPr>
+      <w:r>
+        <w:t xml:space="preserve">     B. 27</w:t>
+      </w:r>
+    </w:p>
+    <w:p>
+      <w:pPr>
+        <w:spacing w:after="40" w:before="0"/>
+      </w:pPr>
+      <w:r>
+        <w:t xml:space="preserve">     C. 12</w:t>
+      </w:r>
+    </w:p>
+    <w:p>
+      <w:pPr>
+        <w:spacing w:after="40" w:before="0"/>
+      </w:pPr>
+      <w:r>
+        <w:t xml:space="preserve">     D. 21</w:t>
       </w:r>
     </w:p>
     <w:p>
@@ -1359,23 +1385,23 @@
           <w:b/>
           <w:bCs/>
         </w:rPr>
-        <w:t xml:space="preserve">8. If a = 4, what is 2a + 5?</w:t>
-      </w:r>
-    </w:p>
-    <w:p>
-      <w:pPr>
-        <w:spacing w:after="40" w:before="0"/>
-      </w:pPr>
-      <w:r>
-        <w:t xml:space="preserve">     A. 13</w:t>
-      </w:r>
-    </w:p>
-    <w:p>
-      <w:pPr>
-        <w:spacing w:after="40" w:before="0"/>
-      </w:pPr>
-      <w:r>
-        <w:t xml:space="preserve">     B. 9</w:t>
+        <w:t xml:space="preserve">8. Track 2 — The volume mix is 2(n + 3), where n is the number of monitors. Evaluate 2(n + 3) when n = 5.</w:t>
+      </w:r>
+    </w:p>
+    <w:p>
+      <w:pPr>
+        <w:spacing w:after="40" w:before="0"/>
+      </w:pPr>
+      <w:r>
+        <w:t xml:space="preserve">     A. 16</w:t>
+      </w:r>
+    </w:p>
+    <w:p>
+      <w:pPr>
+        <w:spacing w:after="40" w:before="0"/>
+      </w:pPr>
+      <w:r>
+        <w:t xml:space="preserve">     B. 13</w:t>
       </w:r>
     </w:p>
     <w:p>
@@ -1391,7 +1417,7 @@
         <w:spacing w:after="40" w:before="0"/>
       </w:pPr>
       <w:r>
-        <w:t xml:space="preserve">     D. 11</w:t>
+        <w:t xml:space="preserve">     D. 26</w:t>
       </w:r>
     </w:p>
     <w:p>
@@ -1414,41 +1440,246 @@
           <w:b/>
           <w:bCs/>
         </w:rPr>
-        <w:t xml:space="preserve">9. Evaluate 24 ÷ (2 + 4) × 3.</w:t>
-      </w:r>
-    </w:p>
-    <w:p>
-      <w:pPr>
-        <w:spacing w:after="40" w:before="0"/>
-      </w:pPr>
-      <w:r>
-        <w:t xml:space="preserve">     A. 12</w:t>
-      </w:r>
-    </w:p>
-    <w:p>
-      <w:pPr>
-        <w:spacing w:after="40" w:before="0"/>
-      </w:pPr>
-      <w:r>
-        <w:t xml:space="preserve">     B. 1.33</w:t>
-      </w:r>
-    </w:p>
-    <w:p>
-      <w:pPr>
-        <w:spacing w:after="40" w:before="0"/>
-      </w:pPr>
-      <w:r>
-        <w:t xml:space="preserve">     C. 4</w:t>
-      </w:r>
-    </w:p>
-    <w:p>
-      <w:pPr>
-        <w:spacing w:after="40" w:before="0"/>
-      </w:pPr>
-      <w:r>
-        <w:t xml:space="preserve">     D. 18</w:t>
-      </w:r>
-    </w:p>
+        <w:t xml:space="preserve">9. Track 3 — The speaker power is x², where x is the gain setting. Evaluate x² when x = 6.</w:t>
+      </w:r>
+    </w:p>
+    <w:p>
+      <w:pPr>
+        <w:spacing w:after="40" w:before="0"/>
+      </w:pPr>
+      <w:r>
+        <w:t xml:space="preserve">     A. 36</w:t>
+      </w:r>
+    </w:p>
+    <w:p>
+      <w:pPr>
+        <w:spacing w:after="40" w:before="0"/>
+      </w:pPr>
+      <w:r>
+        <w:t xml:space="preserve">     B. 12</w:t>
+      </w:r>
+    </w:p>
+    <w:p>
+      <w:pPr>
+        <w:spacing w:after="40" w:before="0"/>
+      </w:pPr>
+      <w:r>
+        <w:t xml:space="preserve">     C. 18</w:t>
+      </w:r>
+    </w:p>
+    <w:p>
+      <w:pPr>
+        <w:spacing w:after="40" w:before="0"/>
+      </w:pPr>
+      <w:r>
+        <w:t xml:space="preserve">     D. 30</w:t>
+      </w:r>
+    </w:p>
+    <w:p>
+      <w:pPr>
+        <w:spacing w:after="60" w:before="120"/>
+      </w:pPr>
+      <w:r>
+        <w:rPr>
+          <w:color w:val="BBBBBB"/>
+        </w:rPr>
+        <w:t xml:space="preserve">______________________________________________________________________</w:t>
+      </w:r>
+    </w:p>
+    <w:p>
+      <w:pPr>
+        <w:spacing w:after="80" w:before="0"/>
+      </w:pPr>
+      <w:r>
+        <w:rPr>
+          <w:b/>
+          <w:bCs/>
+        </w:rPr>
+        <w:t xml:space="preserve">10. Mixdown — match each expression (with its value plugged in) to the single number it mixes down to.</w:t>
+      </w:r>
+    </w:p>
+    <w:tbl>
+      <w:tblPr>
+        <w:tblW w:type="pct" w:w="100%"/>
+        <w:tblBorders>
+          <w:top w:val="single" w:color="auto" w:sz="4"/>
+          <w:left w:val="single" w:color="auto" w:sz="4"/>
+          <w:bottom w:val="single" w:color="auto" w:sz="4"/>
+          <w:right w:val="single" w:color="auto" w:sz="4"/>
+          <w:insideH w:val="single" w:color="auto" w:sz="4"/>
+          <w:insideV w:val="single" w:color="auto" w:sz="4"/>
+        </w:tblBorders>
+      </w:tblPr>
+      <w:tblGrid>
+        <w:gridCol w:w="100"/>
+        <w:gridCol w:w="100"/>
+      </w:tblGrid>
+      <w:tr>
+        <w:trPr>
+          <w:tblHeader/>
+        </w:trPr>
+        <w:tc>
+          <w:tcPr>
+            <w:tcW w:type="pct" w:w="50%"/>
+          </w:tcPr>
+          <w:p>
+            <w:r>
+              <w:rPr>
+                <w:b/>
+                <w:bCs/>
+              </w:rPr>
+              <w:t xml:space="preserve">Item</w:t>
+            </w:r>
+          </w:p>
+        </w:tc>
+        <w:tc>
+          <w:tcPr>
+            <w:tcW w:type="pct" w:w="50%"/>
+          </w:tcPr>
+          <w:p>
+            <w:r>
+              <w:rPr>
+                <w:b/>
+                <w:bCs/>
+              </w:rPr>
+              <w:t xml:space="preserve">Answer choices</w:t>
+            </w:r>
+          </w:p>
+        </w:tc>
+      </w:tr>
+      <w:tr>
+        <w:tc>
+          <w:tcPr>
+            <w:tcW w:type="pct" w:w="50%"/>
+          </w:tcPr>
+          <w:p>
+            <w:r>
+              <w:t xml:space="preserve">____  3x + 5 when x = 4</w:t>
+            </w:r>
+          </w:p>
+        </w:tc>
+        <w:tc>
+          <w:tcPr>
+            <w:tcW w:type="pct" w:w="50%"/>
+          </w:tcPr>
+          <w:p>
+            <w:r>
+              <w:t xml:space="preserve">F. 29</w:t>
+            </w:r>
+          </w:p>
+        </w:tc>
+      </w:tr>
+      <w:tr>
+        <w:tc>
+          <w:tcPr>
+            <w:tcW w:type="pct" w:w="50%"/>
+          </w:tcPr>
+          <w:p>
+            <w:r>
+              <w:t xml:space="preserve">____  2(n + 3) when n = 5</w:t>
+            </w:r>
+          </w:p>
+        </w:tc>
+        <w:tc>
+          <w:tcPr>
+            <w:tcW w:type="pct" w:w="50%"/>
+          </w:tcPr>
+          <w:p>
+            <w:r>
+              <w:t xml:space="preserve">E. 18</w:t>
+            </w:r>
+          </w:p>
+        </w:tc>
+      </w:tr>
+      <w:tr>
+        <w:tc>
+          <w:tcPr>
+            <w:tcW w:type="pct" w:w="50%"/>
+          </w:tcPr>
+          <w:p>
+            <w:r>
+              <w:t xml:space="preserve">____  x² when x = 6</w:t>
+            </w:r>
+          </w:p>
+        </w:tc>
+        <w:tc>
+          <w:tcPr>
+            <w:tcW w:type="pct" w:w="50%"/>
+          </w:tcPr>
+          <w:p>
+            <w:r>
+              <w:t xml:space="preserve">D. 50</w:t>
+            </w:r>
+          </w:p>
+        </w:tc>
+      </w:tr>
+      <w:tr>
+        <w:tc>
+          <w:tcPr>
+            <w:tcW w:type="pct" w:w="50%"/>
+          </w:tcPr>
+          <w:p>
+            <w:r>
+              <w:t xml:space="preserve">____  10x when x = 5</w:t>
+            </w:r>
+          </w:p>
+        </w:tc>
+        <w:tc>
+          <w:tcPr>
+            <w:tcW w:type="pct" w:w="50%"/>
+          </w:tcPr>
+          <w:p>
+            <w:r>
+              <w:t xml:space="preserve">C. 36</w:t>
+            </w:r>
+          </w:p>
+        </w:tc>
+      </w:tr>
+      <w:tr>
+        <w:tc>
+          <w:tcPr>
+            <w:tcW w:type="pct" w:w="50%"/>
+          </w:tcPr>
+          <w:p>
+            <w:r>
+              <w:t xml:space="preserve">____  6n when n = 3</w:t>
+            </w:r>
+          </w:p>
+        </w:tc>
+        <w:tc>
+          <w:tcPr>
+            <w:tcW w:type="pct" w:w="50%"/>
+          </w:tcPr>
+          <w:p>
+            <w:r>
+              <w:t xml:space="preserve">B. 16</w:t>
+            </w:r>
+          </w:p>
+        </w:tc>
+      </w:tr>
+      <w:tr>
+        <w:tc>
+          <w:tcPr>
+            <w:tcW w:type="pct" w:w="50%"/>
+          </w:tcPr>
+          <w:p>
+            <w:r>
+              <w:t xml:space="preserve">____  n² + 4 when n = 5</w:t>
+            </w:r>
+          </w:p>
+        </w:tc>
+        <w:tc>
+          <w:tcPr>
+            <w:tcW w:type="pct" w:w="50%"/>
+          </w:tcPr>
+          <w:p>
+            <w:r>
+              <w:t xml:space="preserve">A. 17</w:t>
+            </w:r>
+          </w:p>
+        </w:tc>
+      </w:tr>
+    </w:tbl>
     <w:p>
       <w:pPr>
         <w:spacing w:after="60" w:before="120"/>
@@ -1492,10 +1723,22 @@
     </w:p>
     <w:p>
       <w:pPr>
+        <w:spacing w:after="20" w:before="0"/>
+      </w:pPr>
+      <w:r>
+        <w:t xml:space="preserve">     3(4) + 7 = 12 + 7 = 19.</w:t>
+      </w:r>
+    </w:p>
+    <w:p>
+      <w:pPr>
         <w:spacing w:after="80" w:before="0"/>
       </w:pPr>
       <w:r>
-        <w:t xml:space="preserve">     3(4) + 7 = 12 + 7 = 19.</w:t>
+        <w:rPr>
+          <w:i/>
+          <w:iCs/>
+        </w:rPr>
+        <w:t xml:space="preserve">     Watch for: A common mistake in Evaluate Expressions is skipping the key idea: "Replace the variable with its number, then follow the order of operations to find the total." — always check your work against this rule before you submit.</w:t>
       </w:r>
     </w:p>
     <w:p>
@@ -1512,10 +1755,22 @@
     </w:p>
     <w:p>
       <w:pPr>
+        <w:spacing w:after="20" w:before="0"/>
+      </w:pPr>
+      <w:r>
+        <w:t xml:space="preserve">     20 − 2(6) = 20 − 12 = 8.</w:t>
+      </w:r>
+    </w:p>
+    <w:p>
+      <w:pPr>
         <w:spacing w:after="80" w:before="0"/>
       </w:pPr>
       <w:r>
-        <w:t xml:space="preserve">     20 − 2(6) = 20 − 12 = 8.</w:t>
+        <w:rPr>
+          <w:i/>
+          <w:iCs/>
+        </w:rPr>
+        <w:t xml:space="preserve">     Watch for: A common mistake in Evaluate Expressions is skipping the key idea: "Replace the variable with its number, then follow the order of operations to find the total." — always check your work against this rule before you submit.</w:t>
       </w:r>
     </w:p>
     <w:p>
@@ -1715,7 +1970,43 @@
           <w:b/>
           <w:bCs/>
         </w:rPr>
-        <w:t xml:space="preserve">6. A. 19</w:t>
+        <w:t xml:space="preserve">6. onLevel — Spot the Common Mistake</w:t>
+      </w:r>
+    </w:p>
+    <w:p>
+      <w:pPr>
+        <w:spacing w:after="20" w:before="0"/>
+      </w:pPr>
+      <w:r>
+        <w:t xml:space="preserve">     The mistake is in Step 2.</w:t>
+      </w:r>
+    </w:p>
+    <w:p>
+      <w:pPr>
+        <w:spacing w:after="20" w:before="0"/>
+      </w:pPr>
+      <w:r>
+        <w:t xml:space="preserve">     Correct work: Follow the key idea: Replace the variable with its number, then follow the order of operations to find the total.</w:t>
+      </w:r>
+    </w:p>
+    <w:p>
+      <w:pPr>
+        <w:spacing w:after="40" w:before="0"/>
+      </w:pPr>
+      <w:r>
+        <w:rPr>
+          <w:b/>
+          <w:bCs/>
+        </w:rPr>
+        <w:t xml:space="preserve">7. A. 17</w:t>
+      </w:r>
+    </w:p>
+    <w:p>
+      <w:pPr>
+        <w:spacing w:after="20" w:before="0"/>
+      </w:pPr>
+      <w:r>
+        <w:t xml:space="preserve">     Substitute x = 4: 3(4) + 5. Multiply first: 3 × 4 = 12. Then add: 12 + 5 = 17.</w:t>
       </w:r>
     </w:p>
     <w:p>
@@ -1723,19 +2014,31 @@
         <w:spacing w:after="80" w:before="0"/>
       </w:pPr>
       <w:r>
-        <w:t xml:space="preserve">     Order of operations: 2² = 4, then 4 × 4 = 16, then 3 + 16 = 19.</w:t>
-      </w:r>
-    </w:p>
-    <w:p>
-      <w:pPr>
-        <w:spacing w:after="40" w:before="0"/>
-      </w:pPr>
-      <w:r>
-        <w:rPr>
-          <w:b/>
-          <w:bCs/>
-        </w:rPr>
-        <w:t xml:space="preserve">7. A. 31</w:t>
+        <w:rPr>
+          <w:i/>
+          <w:iCs/>
+        </w:rPr>
+        <w:t xml:space="preserve">     Watch for: A common mistake in Evaluate Expressions is skipping the key idea: "Replace the variable with its number, then follow the order of operations to find the total." — always check your work against this rule before you submit.</w:t>
+      </w:r>
+    </w:p>
+    <w:p>
+      <w:pPr>
+        <w:spacing w:after="40" w:before="0"/>
+      </w:pPr>
+      <w:r>
+        <w:rPr>
+          <w:b/>
+          <w:bCs/>
+        </w:rPr>
+        <w:t xml:space="preserve">8. A. 16</w:t>
+      </w:r>
+    </w:p>
+    <w:p>
+      <w:pPr>
+        <w:spacing w:after="20" w:before="0"/>
+      </w:pPr>
+      <w:r>
+        <w:t xml:space="preserve">     Substitute n = 5: 2(5 + 3). Do the parentheses first: 5 + 3 = 8. Then multiply: 2 × 8 = 16.</w:t>
       </w:r>
     </w:p>
     <w:p>
@@ -1743,19 +2046,31 @@
         <w:spacing w:after="80" w:before="0"/>
       </w:pPr>
       <w:r>
-        <w:t xml:space="preserve">     (8 − 3)² = 5² = 25, then 25 + 6 = 31.</w:t>
-      </w:r>
-    </w:p>
-    <w:p>
-      <w:pPr>
-        <w:spacing w:after="40" w:before="0"/>
-      </w:pPr>
-      <w:r>
-        <w:rPr>
-          <w:b/>
-          <w:bCs/>
-        </w:rPr>
-        <w:t xml:space="preserve">8. A. 13</w:t>
+        <w:rPr>
+          <w:i/>
+          <w:iCs/>
+        </w:rPr>
+        <w:t xml:space="preserve">     Watch for: A common mistake in Evaluate Expressions is skipping the key idea: "Replace the variable with its number, then follow the order of operations to find the total." — always check your work against this rule before you submit.</w:t>
+      </w:r>
+    </w:p>
+    <w:p>
+      <w:pPr>
+        <w:spacing w:after="40" w:before="0"/>
+      </w:pPr>
+      <w:r>
+        <w:rPr>
+          <w:b/>
+          <w:bCs/>
+        </w:rPr>
+        <w:t xml:space="preserve">9. A. 36</w:t>
+      </w:r>
+    </w:p>
+    <w:p>
+      <w:pPr>
+        <w:spacing w:after="20" w:before="0"/>
+      </w:pPr>
+      <w:r>
+        <w:t xml:space="preserve">     x² means x times itself. Substitute x = 6: 6² = 6 × 6 = 36.</w:t>
       </w:r>
     </w:p>
     <w:p>
@@ -1763,27 +2078,79 @@
         <w:spacing w:after="80" w:before="0"/>
       </w:pPr>
       <w:r>
-        <w:t xml:space="preserve">     2 × 4 + 5 = 8 + 5 = 13.</w:t>
-      </w:r>
-    </w:p>
-    <w:p>
-      <w:pPr>
-        <w:spacing w:after="40" w:before="0"/>
-      </w:pPr>
-      <w:r>
-        <w:rPr>
-          <w:b/>
-          <w:bCs/>
-        </w:rPr>
-        <w:t xml:space="preserve">9. A. 12</w:t>
-      </w:r>
-    </w:p>
-    <w:p>
-      <w:pPr>
-        <w:spacing w:after="80" w:before="0"/>
-      </w:pPr>
-      <w:r>
-        <w:t xml:space="preserve">     2 + 4 = 6; 24 ÷ 6 = 4; 4 × 3 = 12.</w:t>
+        <w:rPr>
+          <w:i/>
+          <w:iCs/>
+        </w:rPr>
+        <w:t xml:space="preserve">     Watch for: A common mistake in Evaluate Expressions is skipping the key idea: "Replace the variable with its number, then follow the order of operations to find the total." — always check your work against this rule before you submit.</w:t>
+      </w:r>
+    </w:p>
+    <w:p>
+      <w:pPr>
+        <w:spacing w:after="40" w:before="0"/>
+      </w:pPr>
+      <w:r>
+        <w:rPr>
+          <w:b/>
+          <w:bCs/>
+        </w:rPr>
+        <w:t xml:space="preserve">10. Matches:</w:t>
+      </w:r>
+    </w:p>
+    <w:p>
+      <w:pPr>
+        <w:spacing w:after="20" w:before="0"/>
+      </w:pPr>
+      <w:r>
+        <w:t xml:space="preserve">     3x + 5 when x = 4 → 17</w:t>
+      </w:r>
+    </w:p>
+    <w:p>
+      <w:pPr>
+        <w:spacing w:after="20" w:before="0"/>
+      </w:pPr>
+      <w:r>
+        <w:t xml:space="preserve">     2(n + 3) when n = 5 → 16</w:t>
+      </w:r>
+    </w:p>
+    <w:p>
+      <w:pPr>
+        <w:spacing w:after="20" w:before="0"/>
+      </w:pPr>
+      <w:r>
+        <w:t xml:space="preserve">     x² when x = 6 → 36</w:t>
+      </w:r>
+    </w:p>
+    <w:p>
+      <w:pPr>
+        <w:spacing w:after="20" w:before="0"/>
+      </w:pPr>
+      <w:r>
+        <w:t xml:space="preserve">     10x when x = 5 → 50</w:t>
+      </w:r>
+    </w:p>
+    <w:p>
+      <w:pPr>
+        <w:spacing w:after="20" w:before="0"/>
+      </w:pPr>
+      <w:r>
+        <w:t xml:space="preserve">     6n when n = 3 → 18</w:t>
+      </w:r>
+    </w:p>
+    <w:p>
+      <w:pPr>
+        <w:spacing w:after="20" w:before="0"/>
+      </w:pPr>
+      <w:r>
+        <w:t xml:space="preserve">     n² + 4 when n = 5 → 29</w:t>
+      </w:r>
+    </w:p>
+    <w:p>
+      <w:pPr>
+        <w:spacing w:after="40" w:before="0"/>
+      </w:pPr>
+      <w:r>
+        <w:t xml:space="preserve"/>
       </w:r>
     </w:p>
     <w:sectPr>

--- a/lessons/6-2/homework.docx
+++ b/lessons/6-2/homework.docx
@@ -1135,7 +1135,7 @@
           </w:tcPr>
           <w:p>
             <w:r>
-              <w:t xml:space="preserve">E. 5</w:t>
+              <w:t xml:space="preserve">E. 9</w:t>
             </w:r>
           </w:p>
         </w:tc>
@@ -1191,7 +1191,7 @@
           </w:tcPr>
           <w:p>
             <w:r>
-              <w:t xml:space="preserve">____  4x−3 when x=2</w:t>
+              <w:t xml:space="preserve">____  4x−3 when x=3</w:t>
             </w:r>
           </w:p>
         </w:tc>
@@ -1257,23 +1257,23 @@
         <w:spacing w:after="40" w:before="0"/>
       </w:pPr>
       <w:r>
-        <w:t xml:space="preserve">   Step 1 (Read): A student is working on Evaluate Expressions.</w:t>
-      </w:r>
-    </w:p>
-    <w:p>
-      <w:pPr>
-        <w:spacing w:after="40" w:before="0"/>
-      </w:pPr>
-      <w:r>
-        <w:t xml:space="preserve">   Step 2 (Attempt): They ignored the rule: Replace the variable with its number, then follow the order of operations to find the total.</w:t>
-      </w:r>
-    </w:p>
-    <w:p>
-      <w:pPr>
-        <w:spacing w:after="40" w:before="0"/>
-      </w:pPr>
-      <w:r>
-        <w:t xml:space="preserve">   Step 3 (Check): The answer does not match the math rule from class.</w:t>
+        <w:t xml:space="preserve">   Step 1 (Expression): Evaluate 5n − 3 when n = 6</w:t>
+      </w:r>
+    </w:p>
+    <w:p>
+      <w:pPr>
+        <w:spacing w:after="40" w:before="0"/>
+      </w:pPr>
+      <w:r>
+        <w:t xml:space="preserve">   Step 2 (Substitute): 5(6) − 3</w:t>
+      </w:r>
+    </w:p>
+    <w:p>
+      <w:pPr>
+        <w:spacing w:after="40" w:before="0"/>
+      </w:pPr>
+      <w:r>
+        <w:t xml:space="preserve">   Step 3 (Subtract first): 5 × (6 − 3) = 5 × 3 = 15</w:t>
       </w:r>
     </w:p>
     <w:p>
@@ -1738,7 +1738,7 @@
           <w:i/>
           <w:iCs/>
         </w:rPr>
-        <w:t xml:space="preserve">     Watch for: A common mistake in Evaluate Expressions is skipping the key idea: "Replace the variable with its number, then follow the order of operations to find the total." — always check your work against this rule before you submit.</w:t>
+        <w:t xml:space="preserve">     Watch for: A common mistake in Evaluate Expressions is treating a coefficient like an addend instead of a factor — for example, evaluating 3x + 7 when x = 4 as 3 + 4 + 7 = 14 instead of the correct 3(4) + 7 = 12 + 7 = 19. A number written right next to a variable always means multiply, never add. Before you submit, ask: "Did I multiply the coefficient by the value I substituted, or did I accidentally add it?"</w:t>
       </w:r>
     </w:p>
     <w:p>
@@ -1770,7 +1770,7 @@
           <w:i/>
           <w:iCs/>
         </w:rPr>
-        <w:t xml:space="preserve">     Watch for: A common mistake in Evaluate Expressions is skipping the key idea: "Replace the variable with its number, then follow the order of operations to find the total." — always check your work against this rule before you submit.</w:t>
+        <w:t xml:space="preserve">     Watch for: A common mistake in Evaluate Expressions is treating a coefficient like an addend instead of a factor — for example, evaluating 3x + 7 when x = 4 as 3 + 4 + 7 = 14 instead of the correct 3(4) + 7 = 12 + 7 = 19. A number written right next to a variable always means multiply, never add. Before you submit, ask: "Did I multiply the coefficient by the value I substituted, or did I accidentally add it?"</w:t>
       </w:r>
     </w:p>
     <w:p>
@@ -1942,7 +1942,7 @@
         <w:spacing w:after="20" w:before="0"/>
       </w:pPr>
       <w:r>
-        <w:t xml:space="preserve">     4x−3 when x=2 → 5</w:t>
+        <w:t xml:space="preserve">     4x−3 when x=3 → 9</w:t>
       </w:r>
     </w:p>
     <w:p>
@@ -1978,15 +1978,15 @@
         <w:spacing w:after="20" w:before="0"/>
       </w:pPr>
       <w:r>
-        <w:t xml:space="preserve">     The mistake is in Step 2.</w:t>
-      </w:r>
-    </w:p>
-    <w:p>
-      <w:pPr>
-        <w:spacing w:after="20" w:before="0"/>
-      </w:pPr>
-      <w:r>
-        <w:t xml:space="preserve">     Correct work: Follow the key idea: Replace the variable with its number, then follow the order of operations to find the total.</w:t>
+        <w:t xml:space="preserve">     The mistake is in Step 3.</w:t>
+      </w:r>
+    </w:p>
+    <w:p>
+      <w:pPr>
+        <w:spacing w:after="20" w:before="0"/>
+      </w:pPr>
+      <w:r>
+        <w:t xml:space="preserve">     Correct work: 5(6) − 3 = 30 − 3 = 27. Follow the order of operations: multiply 5 × 6 = 30 FIRST, then subtract 3. There are no parentheses around 6 − 3, so you cannot subtract before multiplying.</w:t>
       </w:r>
     </w:p>
     <w:p>
@@ -2018,7 +2018,7 @@
           <w:i/>
           <w:iCs/>
         </w:rPr>
-        <w:t xml:space="preserve">     Watch for: A common mistake in Evaluate Expressions is skipping the key idea: "Replace the variable with its number, then follow the order of operations to find the total." — always check your work against this rule before you submit.</w:t>
+        <w:t xml:space="preserve">     Watch for: A common mistake in Evaluate Expressions is treating a coefficient like an addend instead of a factor — for example, evaluating 3x + 7 when x = 4 as 3 + 4 + 7 = 14 instead of the correct 3(4) + 7 = 12 + 7 = 19. A number written right next to a variable always means multiply, never add. Before you submit, ask: "Did I multiply the coefficient by the value I substituted, or did I accidentally add it?"</w:t>
       </w:r>
     </w:p>
     <w:p>
@@ -2050,7 +2050,7 @@
           <w:i/>
           <w:iCs/>
         </w:rPr>
-        <w:t xml:space="preserve">     Watch for: A common mistake in Evaluate Expressions is skipping the key idea: "Replace the variable with its number, then follow the order of operations to find the total." — always check your work against this rule before you submit.</w:t>
+        <w:t xml:space="preserve">     Watch for: A common mistake in Evaluate Expressions is treating a coefficient like an addend instead of a factor — for example, evaluating 3x + 7 when x = 4 as 3 + 4 + 7 = 14 instead of the correct 3(4) + 7 = 12 + 7 = 19. A number written right next to a variable always means multiply, never add. Before you submit, ask: "Did I multiply the coefficient by the value I substituted, or did I accidentally add it?"</w:t>
       </w:r>
     </w:p>
     <w:p>
@@ -2082,7 +2082,7 @@
           <w:i/>
           <w:iCs/>
         </w:rPr>
-        <w:t xml:space="preserve">     Watch for: A common mistake in Evaluate Expressions is skipping the key idea: "Replace the variable with its number, then follow the order of operations to find the total." — always check your work against this rule before you submit.</w:t>
+        <w:t xml:space="preserve">     Watch for: A common mistake in Evaluate Expressions is treating a coefficient like an addend instead of a factor — for example, evaluating 3x + 7 when x = 4 as 3 + 4 + 7 = 14 instead of the correct 3(4) + 7 = 12 + 7 = 19. A number written right next to a variable always means multiply, never add. Before you submit, ask: "Did I multiply the coefficient by the value I substituted, or did I accidentally add it?"</w:t>
       </w:r>
     </w:p>
     <w:p>

--- a/lessons/6-2/homework.docx
+++ b/lessons/6-2/homework.docx
@@ -12,7 +12,7 @@
           <w:b/>
           <w:bCs/>
         </w:rPr>
-        <w:t xml:space="preserve">Evaluate Expressions — Homework</w:t>
+        <w:t xml:space="preserve">Divide Fractions — Homework</w:t>
       </w:r>
     </w:p>
     <w:p>
@@ -24,7 +24,7 @@
           <w:i/>
           <w:iCs/>
         </w:rPr>
-        <w:t xml:space="preserve">Lesson 6-2  •  Standard 6.AT.6c</w:t>
+        <w:t xml:space="preserve">Lesson 2-3  •  Standard 6.NOS.1</w:t>
       </w:r>
     </w:p>
     <w:p>
@@ -80,7 +80,7 @@
         <w:spacing w:after="60" w:before="0"/>
       </w:pPr>
       <w:r>
-        <w:t xml:space="preserve">Content: I can evaluate algebraic expressions by substituting values for the variables.</w:t>
+        <w:t xml:space="preserve">Content: I can divide a fraction by a fraction by multiplying by the reciprocal and simplifying.</w:t>
       </w:r>
     </w:p>
     <w:p>
@@ -88,7 +88,7 @@
         <w:spacing w:after="60" w:before="0"/>
       </w:pPr>
       <w:r>
-        <w:t xml:space="preserve">Language: I can explain my steps using the words variable, expression, evaluate, and substitute.</w:t>
+        <w:t xml:space="preserve">Language: I can explain my steps using the words dividend, divisor, reciprocal, quotient, and simplify.</w:t>
       </w:r>
     </w:p>
     <w:p>
@@ -161,10 +161,10 @@
           <w:b/>
           <w:bCs/>
         </w:rPr>
-        <w:t xml:space="preserve">Variable (Variable)</w:t>
-      </w:r>
-      <w:r>
-        <w:t xml:space="preserve"> — A letter that stands for an unknown number.</w:t>
+        <w:t xml:space="preserve">Dividend (Dividendo)</w:t>
+      </w:r>
+      <w:r>
+        <w:t xml:space="preserve"> — The number you are splitting up in a division problem.</w:t>
       </w:r>
     </w:p>
     <w:p>
@@ -224,73 +224,10 @@
           <w:b/>
           <w:bCs/>
         </w:rPr>
-        <w:t xml:space="preserve">Expression (Expresión)</w:t>
-      </w:r>
-      <w:r>
-        <w:t xml:space="preserve"> — A math phrase with numbers and letters, but no equal sign.</w:t>
-      </w:r>
-    </w:p>
-    <w:p>
-      <w:pPr>
-        <w:keepNext/>
-        <w:spacing w:after="20" w:before="80"/>
-        <w:jc w:val="center"/>
-      </w:pPr>
-      <w:r>
-        <w:drawing>
-          <wp:inline distT="0" distB="0" distL="0" distR="0">
-            <wp:extent cx="1047750" cy="790575"/>
-            <wp:effectExtent t="0" r="0" b="0" l="0"/>
-            <wp:docPr id="1" name="" descr="" title=""/>
-            <wp:cNvGraphicFramePr>
-              <a:graphicFrameLocks xmlns:a="http://schemas.openxmlformats.org/drawingml/2006/main" noChangeAspect="1"/>
-            </wp:cNvGraphicFramePr>
-            <a:graphic xmlns:a="http://schemas.openxmlformats.org/drawingml/2006/main">
-              <a:graphicData uri="http://schemas.openxmlformats.org/drawingml/2006/picture">
-                <pic:pic xmlns:pic="http://schemas.openxmlformats.org/drawingml/2006/picture">
-                  <pic:nvPicPr>
-                    <pic:cNvPr id="0" name="" descr=""/>
-                    <pic:cNvPicPr>
-                      <a:picLocks noChangeAspect="1" noChangeArrowheads="1"/>
-                    </pic:cNvPicPr>
-                  </pic:nvPicPr>
-                  <pic:blipFill>
-                    <a:blip r:embed="rId8" cstate="none"/>
-                    <a:srcRect/>
-                    <a:stretch>
-                      <a:fillRect/>
-                    </a:stretch>
-                  </pic:blipFill>
-                  <pic:spPr bwMode="auto">
-                    <a:xfrm>
-                      <a:off x="0" y="0"/>
-                      <a:ext cx="1047750" cy="790575"/>
-                    </a:xfrm>
-                    <a:prstGeom prst="rect">
-                      <a:avLst/>
-                    </a:prstGeom>
-                  </pic:spPr>
-                </pic:pic>
-              </a:graphicData>
-            </a:graphic>
-          </wp:inline>
-        </w:drawing>
-      </w:r>
-    </w:p>
-    <w:p>
-      <w:pPr>
-        <w:keepNext/>
-        <w:spacing w:after="120"/>
-      </w:pPr>
-      <w:r>
-        <w:rPr>
-          <w:b/>
-          <w:bCs/>
-        </w:rPr>
-        <w:t xml:space="preserve">Evaluate (Evaluar)</w:t>
-      </w:r>
-      <w:r>
-        <w:t xml:space="preserve"> — To find the value by putting numbers in for the letters.</w:t>
+        <w:t xml:space="preserve">Divisor (Divisor)</w:t>
+      </w:r>
+      <w:r>
+        <w:t xml:space="preserve"> — The number you split by in a division problem.</w:t>
       </w:r>
     </w:p>
     <w:p>
@@ -350,10 +287,10 @@
           <w:b/>
           <w:bCs/>
         </w:rPr>
-        <w:t xml:space="preserve">Substitute (Sustituir)</w:t>
-      </w:r>
-      <w:r>
-        <w:t xml:space="preserve"> — To put a number in place of a letter.</w:t>
+        <w:t xml:space="preserve">Reciprocal (Recíproco)</w:t>
+      </w:r>
+      <w:r>
+        <w:t xml:space="preserve"> — A fraction turned upside down.</w:t>
       </w:r>
     </w:p>
     <w:p>
@@ -413,10 +350,10 @@
           <w:b/>
           <w:bCs/>
         </w:rPr>
-        <w:t xml:space="preserve">Coefficient (Coeficiente)</w:t>
-      </w:r>
-      <w:r>
-        <w:t xml:space="preserve"> — The number in front of a letter, like the 3 in 3x.</w:t>
+        <w:t xml:space="preserve">Quotient (Cociente)</w:t>
+      </w:r>
+      <w:r>
+        <w:t xml:space="preserve"> — The answer when you divide.</w:t>
       </w:r>
     </w:p>
     <w:p>
@@ -476,10 +413,10 @@
           <w:b/>
           <w:bCs/>
         </w:rPr>
-        <w:t xml:space="preserve">Like terms (Términos semejantes)</w:t>
-      </w:r>
-      <w:r>
-        <w:t xml:space="preserve"> — Terms with the same letter, like 2x and 5x.</w:t>
+        <w:t xml:space="preserve">Simplify (Simplificar)</w:t>
+      </w:r>
+      <w:r>
+        <w:t xml:space="preserve"> — To make a fraction smaller using the same parts, like 2/4 = 1/2.</w:t>
       </w:r>
     </w:p>
     <w:p>
@@ -516,39 +453,39 @@
           <w:b/>
           <w:bCs/>
         </w:rPr>
-        <w:t xml:space="preserve">1. Evaluate 3x + 7 when x = 4.</w:t>
-      </w:r>
-    </w:p>
-    <w:p>
-      <w:pPr>
-        <w:spacing w:after="40" w:before="0"/>
-      </w:pPr>
-      <w:r>
-        <w:t xml:space="preserve">     A. 19</w:t>
-      </w:r>
-    </w:p>
-    <w:p>
-      <w:pPr>
-        <w:spacing w:after="40" w:before="0"/>
-      </w:pPr>
-      <w:r>
-        <w:t xml:space="preserve">     B. 34</w:t>
-      </w:r>
-    </w:p>
-    <w:p>
-      <w:pPr>
-        <w:spacing w:after="40" w:before="0"/>
-      </w:pPr>
-      <w:r>
-        <w:t xml:space="preserve">     C. 12</w:t>
-      </w:r>
-    </w:p>
-    <w:p>
-      <w:pPr>
-        <w:spacing w:after="40" w:before="0"/>
-      </w:pPr>
-      <w:r>
-        <w:t xml:space="preserve">     D. 14</w:t>
+        <w:t xml:space="preserve">1. What is the reciprocal of 3/5?</w:t>
+      </w:r>
+    </w:p>
+    <w:p>
+      <w:pPr>
+        <w:spacing w:after="40" w:before="0"/>
+      </w:pPr>
+      <w:r>
+        <w:t xml:space="preserve">     A. 5/3</w:t>
+      </w:r>
+    </w:p>
+    <w:p>
+      <w:pPr>
+        <w:spacing w:after="40" w:before="0"/>
+      </w:pPr>
+      <w:r>
+        <w:t xml:space="preserve">     B. 3/5</w:t>
+      </w:r>
+    </w:p>
+    <w:p>
+      <w:pPr>
+        <w:spacing w:after="40" w:before="0"/>
+      </w:pPr>
+      <w:r>
+        <w:t xml:space="preserve">     C. 5/5</w:t>
+      </w:r>
+    </w:p>
+    <w:p>
+      <w:pPr>
+        <w:spacing w:after="40" w:before="0"/>
+      </w:pPr>
+      <w:r>
+        <w:t xml:space="preserve">     D. 1/3</w:t>
       </w:r>
     </w:p>
     <w:p>
@@ -571,39 +508,39 @@
           <w:b/>
           <w:bCs/>
         </w:rPr>
-        <w:t xml:space="preserve">2. Evaluate 20 − 2n when n = 6.</w:t>
-      </w:r>
-    </w:p>
-    <w:p>
-      <w:pPr>
-        <w:spacing w:after="40" w:before="0"/>
-      </w:pPr>
-      <w:r>
-        <w:t xml:space="preserve">     A. 8</w:t>
-      </w:r>
-    </w:p>
-    <w:p>
-      <w:pPr>
-        <w:spacing w:after="40" w:before="0"/>
-      </w:pPr>
-      <w:r>
-        <w:t xml:space="preserve">     B. 14</w:t>
-      </w:r>
-    </w:p>
-    <w:p>
-      <w:pPr>
-        <w:spacing w:after="40" w:before="0"/>
-      </w:pPr>
-      <w:r>
-        <w:t xml:space="preserve">     C. 32</w:t>
-      </w:r>
-    </w:p>
-    <w:p>
-      <w:pPr>
-        <w:spacing w:after="40" w:before="0"/>
-      </w:pPr>
-      <w:r>
-        <w:t xml:space="preserve">     D. 12</w:t>
+        <w:t xml:space="preserve">2. What is 1/2 ÷ 1/4?</w:t>
+      </w:r>
+    </w:p>
+    <w:p>
+      <w:pPr>
+        <w:spacing w:after="40" w:before="0"/>
+      </w:pPr>
+      <w:r>
+        <w:t xml:space="preserve">     A. 2</w:t>
+      </w:r>
+    </w:p>
+    <w:p>
+      <w:pPr>
+        <w:spacing w:after="40" w:before="0"/>
+      </w:pPr>
+      <w:r>
+        <w:t xml:space="preserve">     B. 1/8</w:t>
+      </w:r>
+    </w:p>
+    <w:p>
+      <w:pPr>
+        <w:spacing w:after="40" w:before="0"/>
+      </w:pPr>
+      <w:r>
+        <w:t xml:space="preserve">     C. 4</w:t>
+      </w:r>
+    </w:p>
+    <w:p>
+      <w:pPr>
+        <w:spacing w:after="40" w:before="0"/>
+      </w:pPr>
+      <w:r>
+        <w:t xml:space="preserve">     D. 1/2</w:t>
       </w:r>
     </w:p>
     <w:p>
@@ -626,7 +563,7 @@
           <w:b/>
           <w:bCs/>
         </w:rPr>
-        <w:t xml:space="preserve">3. Evaluate each expression for the given value of the variable.</w:t>
+        <w:t xml:space="preserve">3. Divide each pair of fractions using Keep, Change, Flip.</w:t>
       </w:r>
     </w:p>
     <w:tbl>
@@ -645,7 +582,6 @@
         <w:gridCol w:w="100"/>
         <w:gridCol w:w="100"/>
         <w:gridCol w:w="100"/>
-        <w:gridCol w:w="100"/>
       </w:tblGrid>
       <w:tr>
         <w:trPr>
@@ -653,7 +589,7 @@
         </w:trPr>
         <w:tc>
           <w:tcPr>
-            <w:tcW w:type="pct" w:w="25%"/>
+            <w:tcW w:type="pct" w:w="33%"/>
           </w:tcPr>
           <w:p>
             <w:r>
@@ -661,13 +597,13 @@
                 <w:b/>
                 <w:bCs/>
               </w:rPr>
-              <w:t xml:space="preserve">Expression</w:t>
-            </w:r>
-          </w:p>
-        </w:tc>
-        <w:tc>
-          <w:tcPr>
-            <w:tcW w:type="pct" w:w="25%"/>
+              <w:t xml:space="preserve">Problem</w:t>
+            </w:r>
+          </w:p>
+        </w:tc>
+        <w:tc>
+          <w:tcPr>
+            <w:tcW w:type="pct" w:w="33%"/>
           </w:tcPr>
           <w:p>
             <w:r>
@@ -675,13 +611,13 @@
                 <w:b/>
                 <w:bCs/>
               </w:rPr>
-              <w:t xml:space="preserve">Variable Value</w:t>
-            </w:r>
-          </w:p>
-        </w:tc>
-        <w:tc>
-          <w:tcPr>
-            <w:tcW w:type="pct" w:w="25%"/>
+              <w:t xml:space="preserve">Keep, Change, Flip</w:t>
+            </w:r>
+          </w:p>
+        </w:tc>
+        <w:tc>
+          <w:tcPr>
+            <w:tcW w:type="pct" w:w="33%"/>
           </w:tcPr>
           <w:p>
             <w:r>
@@ -689,21 +625,7 @@
                 <w:b/>
                 <w:bCs/>
               </w:rPr>
-              <w:t xml:space="preserve">Substitution</w:t>
-            </w:r>
-          </w:p>
-        </w:tc>
-        <w:tc>
-          <w:tcPr>
-            <w:tcW w:type="pct" w:w="25%"/>
-          </w:tcPr>
-          <w:p>
-            <w:r>
-              <w:rPr>
-                <w:b/>
-                <w:bCs/>
-              </w:rPr>
-              <w:t xml:space="preserve">Result</w:t>
+              <w:t xml:space="preserve">Quotient</w:t>
             </w:r>
           </w:p>
         </w:tc>
@@ -711,7 +633,7 @@
       <w:tr>
         <w:tc>
           <w:tcPr>
-            <w:tcW w:type="pct" w:w="25%"/>
+            <w:tcW w:type="pct" w:w="33%"/>
           </w:tcPr>
           <w:p>
             <w:r>
@@ -719,13 +641,13 @@
                 <w:b w:val="false"/>
                 <w:bCs w:val="false"/>
               </w:rPr>
-              <w:t xml:space="preserve">5n − 3</w:t>
-            </w:r>
-          </w:p>
-        </w:tc>
-        <w:tc>
-          <w:tcPr>
-            <w:tcW w:type="pct" w:w="25%"/>
+              <w:t xml:space="preserve">1/2 ÷ 1/6</w:t>
+            </w:r>
+          </w:p>
+        </w:tc>
+        <w:tc>
+          <w:tcPr>
+            <w:tcW w:type="pct" w:w="33%"/>
           </w:tcPr>
           <w:p>
             <w:r>
@@ -733,27 +655,13 @@
                 <w:b w:val="false"/>
                 <w:bCs w:val="false"/>
               </w:rPr>
-              <w:t xml:space="preserve">n = 6</w:t>
-            </w:r>
-          </w:p>
-        </w:tc>
-        <w:tc>
-          <w:tcPr>
-            <w:tcW w:type="pct" w:w="25%"/>
-          </w:tcPr>
-          <w:p>
-            <w:r>
-              <w:rPr>
-                <w:b w:val="false"/>
-                <w:bCs w:val="false"/>
-              </w:rPr>
-              <w:t xml:space="preserve">5(6) − 3</w:t>
-            </w:r>
-          </w:p>
-        </w:tc>
-        <w:tc>
-          <w:tcPr>
-            <w:tcW w:type="pct" w:w="25%"/>
+              <w:t xml:space="preserve">1/2 × 6/1 = 6/2</w:t>
+            </w:r>
+          </w:p>
+        </w:tc>
+        <w:tc>
+          <w:tcPr>
+            <w:tcW w:type="pct" w:w="33%"/>
           </w:tcPr>
           <w:p>
             <w:r>
@@ -769,7 +677,7 @@
       <w:tr>
         <w:tc>
           <w:tcPr>
-            <w:tcW w:type="pct" w:w="25%"/>
+            <w:tcW w:type="pct" w:w="33%"/>
           </w:tcPr>
           <w:p>
             <w:r>
@@ -777,13 +685,13 @@
                 <w:b w:val="false"/>
                 <w:bCs w:val="false"/>
               </w:rPr>
-              <w:t xml:space="preserve">n² + 4</w:t>
-            </w:r>
-          </w:p>
-        </w:tc>
-        <w:tc>
-          <w:tcPr>
-            <w:tcW w:type="pct" w:w="25%"/>
+              <w:t xml:space="preserve">3/4 ÷ 1/4</w:t>
+            </w:r>
+          </w:p>
+        </w:tc>
+        <w:tc>
+          <w:tcPr>
+            <w:tcW w:type="pct" w:w="33%"/>
           </w:tcPr>
           <w:p>
             <w:r>
@@ -791,27 +699,13 @@
                 <w:b w:val="false"/>
                 <w:bCs w:val="false"/>
               </w:rPr>
-              <w:t xml:space="preserve">n = 3</w:t>
-            </w:r>
-          </w:p>
-        </w:tc>
-        <w:tc>
-          <w:tcPr>
-            <w:tcW w:type="pct" w:w="25%"/>
-          </w:tcPr>
-          <w:p>
-            <w:r>
-              <w:rPr>
-                <w:b w:val="false"/>
-                <w:bCs w:val="false"/>
-              </w:rPr>
-              <w:t xml:space="preserve">3² + 4</w:t>
-            </w:r>
-          </w:p>
-        </w:tc>
-        <w:tc>
-          <w:tcPr>
-            <w:tcW w:type="pct" w:w="25%"/>
+              <w:t xml:space="preserve">3/4 × 4/1 = 12/4</w:t>
+            </w:r>
+          </w:p>
+        </w:tc>
+        <w:tc>
+          <w:tcPr>
+            <w:tcW w:type="pct" w:w="33%"/>
           </w:tcPr>
           <w:p>
             <w:r>
@@ -827,7 +721,7 @@
       <w:tr>
         <w:tc>
           <w:tcPr>
-            <w:tcW w:type="pct" w:w="25%"/>
+            <w:tcW w:type="pct" w:w="33%"/>
           </w:tcPr>
           <w:p>
             <w:r>
@@ -835,13 +729,13 @@
                 <w:b w:val="false"/>
                 <w:bCs w:val="false"/>
               </w:rPr>
-              <w:t xml:space="preserve">2(n + 8)</w:t>
-            </w:r>
-          </w:p>
-        </w:tc>
-        <w:tc>
-          <w:tcPr>
-            <w:tcW w:type="pct" w:w="25%"/>
+              <w:t xml:space="preserve">2/3 ÷ 1/3</w:t>
+            </w:r>
+          </w:p>
+        </w:tc>
+        <w:tc>
+          <w:tcPr>
+            <w:tcW w:type="pct" w:w="33%"/>
           </w:tcPr>
           <w:p>
             <w:r>
@@ -849,27 +743,13 @@
                 <w:b w:val="false"/>
                 <w:bCs w:val="false"/>
               </w:rPr>
-              <w:t xml:space="preserve">n = 5</w:t>
-            </w:r>
-          </w:p>
-        </w:tc>
-        <w:tc>
-          <w:tcPr>
-            <w:tcW w:type="pct" w:w="25%"/>
-          </w:tcPr>
-          <w:p>
-            <w:r>
-              <w:rPr>
-                <w:b w:val="false"/>
-                <w:bCs w:val="false"/>
-              </w:rPr>
-              <w:t xml:space="preserve">2(5 + 8)</w:t>
-            </w:r>
-          </w:p>
-        </w:tc>
-        <w:tc>
-          <w:tcPr>
-            <w:tcW w:type="pct" w:w="25%"/>
+              <w:t xml:space="preserve">2/3 × 3/1 = 6/3</w:t>
+            </w:r>
+          </w:p>
+        </w:tc>
+        <w:tc>
+          <w:tcPr>
+            <w:tcW w:type="pct" w:w="33%"/>
           </w:tcPr>
           <w:p>
             <w:r>
@@ -885,7 +765,7 @@
       <w:tr>
         <w:tc>
           <w:tcPr>
-            <w:tcW w:type="pct" w:w="25%"/>
+            <w:tcW w:type="pct" w:w="33%"/>
           </w:tcPr>
           <w:p>
             <w:r>
@@ -893,13 +773,13 @@
                 <w:b w:val="false"/>
                 <w:bCs w:val="false"/>
               </w:rPr>
-              <w:t xml:space="preserve">40 − 3n</w:t>
-            </w:r>
-          </w:p>
-        </w:tc>
-        <w:tc>
-          <w:tcPr>
-            <w:tcW w:type="pct" w:w="25%"/>
+              <w:t xml:space="preserve">5/8 ÷ 1/4</w:t>
+            </w:r>
+          </w:p>
+        </w:tc>
+        <w:tc>
+          <w:tcPr>
+            <w:tcW w:type="pct" w:w="33%"/>
           </w:tcPr>
           <w:p>
             <w:r>
@@ -907,27 +787,13 @@
                 <w:b w:val="false"/>
                 <w:bCs w:val="false"/>
               </w:rPr>
-              <w:t xml:space="preserve">n = 7</w:t>
-            </w:r>
-          </w:p>
-        </w:tc>
-        <w:tc>
-          <w:tcPr>
-            <w:tcW w:type="pct" w:w="25%"/>
-          </w:tcPr>
-          <w:p>
-            <w:r>
-              <w:rPr>
-                <w:b w:val="false"/>
-                <w:bCs w:val="false"/>
-              </w:rPr>
-              <w:t xml:space="preserve">40 − 3(7)</w:t>
-            </w:r>
-          </w:p>
-        </w:tc>
-        <w:tc>
-          <w:tcPr>
-            <w:tcW w:type="pct" w:w="25%"/>
+              <w:t xml:space="preserve">5/8 × 4/1 = 20/8</w:t>
+            </w:r>
+          </w:p>
+        </w:tc>
+        <w:tc>
+          <w:tcPr>
+            <w:tcW w:type="pct" w:w="33%"/>
           </w:tcPr>
           <w:p>
             <w:r>
@@ -961,90 +827,7 @@
           <w:b/>
           <w:bCs/>
         </w:rPr>
-        <w:t xml:space="preserve">4. Evaluate each expression when a = 3. Sort by whether the result is greater than 15 or not.</w:t>
-      </w:r>
-    </w:p>
-    <w:p>
-      <w:pPr>
-        <w:spacing w:after="80" w:before="0"/>
-      </w:pPr>
-      <w:r>
-        <w:rPr>
-          <w:i/>
-          <w:iCs/>
-        </w:rPr>
-        <w:t xml:space="preserve">Groups: Greater than 15   |   15 or less</w:t>
-      </w:r>
-    </w:p>
-    <w:p>
-      <w:pPr>
-        <w:spacing w:after="40" w:before="0"/>
-      </w:pPr>
-      <w:r>
-        <w:t xml:space="preserve">   • 5a + 2 = 17   → __________________</w:t>
-      </w:r>
-    </w:p>
-    <w:p>
-      <w:pPr>
-        <w:spacing w:after="40" w:before="0"/>
-      </w:pPr>
-      <w:r>
-        <w:t xml:space="preserve">   • 6a = 18   → __________________</w:t>
-      </w:r>
-    </w:p>
-    <w:p>
-      <w:pPr>
-        <w:spacing w:after="40" w:before="0"/>
-      </w:pPr>
-      <w:r>
-        <w:t xml:space="preserve">   • a² + 7 = 16   → __________________</w:t>
-      </w:r>
-    </w:p>
-    <w:p>
-      <w:pPr>
-        <w:spacing w:after="40" w:before="0"/>
-      </w:pPr>
-      <w:r>
-        <w:t xml:space="preserve">   • 4a − 1 = 11   → __________________</w:t>
-      </w:r>
-    </w:p>
-    <w:p>
-      <w:pPr>
-        <w:spacing w:after="40" w:before="0"/>
-      </w:pPr>
-      <w:r>
-        <w:t xml:space="preserve">   • 2a + 5 = 11   → __________________</w:t>
-      </w:r>
-    </w:p>
-    <w:p>
-      <w:pPr>
-        <w:spacing w:after="40" w:before="0"/>
-      </w:pPr>
-      <w:r>
-        <w:t xml:space="preserve">   • 10 − a = 7   → __________________</w:t>
-      </w:r>
-    </w:p>
-    <w:p>
-      <w:pPr>
-        <w:spacing w:after="60" w:before="120"/>
-      </w:pPr>
-      <w:r>
-        <w:rPr>
-          <w:color w:val="BBBBBB"/>
-        </w:rPr>
-        <w:t xml:space="preserve">______________________________________________________________________</w:t>
-      </w:r>
-    </w:p>
-    <w:p>
-      <w:pPr>
-        <w:spacing w:after="80" w:before="0"/>
-      </w:pPr>
-      <w:r>
-        <w:rPr>
-          <w:b/>
-          <w:bCs/>
-        </w:rPr>
-        <w:t xml:space="preserve">5. Match each expression to its value.</w:t>
+        <w:t xml:space="preserve">4. Match each fraction division to its quotient.</w:t>
       </w:r>
     </w:p>
     <w:tbl>
@@ -1103,7 +886,7 @@
           </w:tcPr>
           <w:p>
             <w:r>
-              <w:t xml:space="preserve">____  3x when x=4</w:t>
+              <w:t xml:space="preserve">____  4/5 ÷ 2/5</w:t>
             </w:r>
           </w:p>
         </w:tc>
@@ -1113,7 +896,7 @@
           </w:tcPr>
           <w:p>
             <w:r>
-              <w:t xml:space="preserve">F. 10</w:t>
+              <w:t xml:space="preserve">F. 2/3</w:t>
             </w:r>
           </w:p>
         </w:tc>
@@ -1125,7 +908,7 @@
           </w:tcPr>
           <w:p>
             <w:r>
-              <w:t xml:space="preserve">____  x² when x=5</w:t>
+              <w:t xml:space="preserve">____  3/4 ÷ 3/8</w:t>
             </w:r>
           </w:p>
         </w:tc>
@@ -1135,7 +918,7 @@
           </w:tcPr>
           <w:p>
             <w:r>
-              <w:t xml:space="preserve">E. 9</w:t>
+              <w:t xml:space="preserve">E. 3 1/2</w:t>
             </w:r>
           </w:p>
         </w:tc>
@@ -1147,7 +930,7 @@
           </w:tcPr>
           <w:p>
             <w:r>
-              <w:t xml:space="preserve">____  2x+1 when x=3</w:t>
+              <w:t xml:space="preserve">____  5/6 ÷ 1/3</w:t>
             </w:r>
           </w:p>
         </w:tc>
@@ -1157,7 +940,7 @@
           </w:tcPr>
           <w:p>
             <w:r>
-              <w:t xml:space="preserve">D. 5</w:t>
+              <w:t xml:space="preserve">D. 4</w:t>
             </w:r>
           </w:p>
         </w:tc>
@@ -1169,7 +952,7 @@
           </w:tcPr>
           <w:p>
             <w:r>
-              <w:t xml:space="preserve">____  x/2 when x=10</w:t>
+              <w:t xml:space="preserve">____  2/3 ÷ 1/6</w:t>
             </w:r>
           </w:p>
         </w:tc>
@@ -1179,7 +962,7 @@
           </w:tcPr>
           <w:p>
             <w:r>
-              <w:t xml:space="preserve">C. 7</w:t>
+              <w:t xml:space="preserve">C. 2 1/2</w:t>
             </w:r>
           </w:p>
         </w:tc>
@@ -1191,7 +974,7 @@
           </w:tcPr>
           <w:p>
             <w:r>
-              <w:t xml:space="preserve">____  4x−3 when x=3</w:t>
+              <w:t xml:space="preserve">____  7/8 ÷ 1/4</w:t>
             </w:r>
           </w:p>
         </w:tc>
@@ -1201,7 +984,7 @@
           </w:tcPr>
           <w:p>
             <w:r>
-              <w:t xml:space="preserve">B. 25</w:t>
+              <w:t xml:space="preserve">B. 2</w:t>
             </w:r>
           </w:p>
         </w:tc>
@@ -1213,7 +996,7 @@
           </w:tcPr>
           <w:p>
             <w:r>
-              <w:t xml:space="preserve">____  x²+1 when x=3</w:t>
+              <w:t xml:space="preserve">____  1/2 ÷ 3/4</w:t>
             </w:r>
           </w:p>
         </w:tc>
@@ -1223,7 +1006,7 @@
           </w:tcPr>
           <w:p>
             <w:r>
-              <w:t xml:space="preserve">A. 12</w:t>
+              <w:t xml:space="preserve">A. 2</w:t>
             </w:r>
           </w:p>
         </w:tc>
@@ -1249,31 +1032,94 @@
           <w:b/>
           <w:bCs/>
         </w:rPr>
-        <w:t xml:space="preserve">6. onLevel — Spot the Common Mistake</w:t>
-      </w:r>
-    </w:p>
-    <w:p>
-      <w:pPr>
-        <w:spacing w:after="40" w:before="0"/>
-      </w:pPr>
-      <w:r>
-        <w:t xml:space="preserve">   Step 1 (Expression): Evaluate 5n − 3 when n = 6</w:t>
-      </w:r>
-    </w:p>
-    <w:p>
-      <w:pPr>
-        <w:spacing w:after="40" w:before="0"/>
-      </w:pPr>
-      <w:r>
-        <w:t xml:space="preserve">   Step 2 (Substitute): 5(6) − 3</w:t>
-      </w:r>
-    </w:p>
-    <w:p>
-      <w:pPr>
-        <w:spacing w:after="40" w:before="0"/>
-      </w:pPr>
-      <w:r>
-        <w:t xml:space="preserve">   Step 3 (Subtract first): 5 × (6 − 3) = 5 × 3 = 15</w:t>
+        <w:t xml:space="preserve">5. A recipe needs 2/3 cup of sugar. You only have a 1/6-cup scoop. How many scoops do you need?</w:t>
+      </w:r>
+    </w:p>
+    <w:p>
+      <w:pPr>
+        <w:spacing w:after="40" w:before="0"/>
+      </w:pPr>
+      <w:r>
+        <w:t xml:space="preserve">     A. 4 scoops</w:t>
+      </w:r>
+    </w:p>
+    <w:p>
+      <w:pPr>
+        <w:spacing w:after="40" w:before="0"/>
+      </w:pPr>
+      <w:r>
+        <w:t xml:space="preserve">     B. 3 scoops</w:t>
+      </w:r>
+    </w:p>
+    <w:p>
+      <w:pPr>
+        <w:spacing w:after="40" w:before="0"/>
+      </w:pPr>
+      <w:r>
+        <w:t xml:space="preserve">     C. 6 scoops</w:t>
+      </w:r>
+    </w:p>
+    <w:p>
+      <w:pPr>
+        <w:spacing w:after="40" w:before="0"/>
+      </w:pPr>
+      <w:r>
+        <w:t xml:space="preserve">     D. 2 scoops</w:t>
+      </w:r>
+    </w:p>
+    <w:p>
+      <w:pPr>
+        <w:spacing w:after="60" w:before="120"/>
+      </w:pPr>
+      <w:r>
+        <w:rPr>
+          <w:color w:val="BBBBBB"/>
+        </w:rPr>
+        <w:t xml:space="preserve">______________________________________________________________________</w:t>
+      </w:r>
+    </w:p>
+    <w:p>
+      <w:pPr>
+        <w:spacing w:after="80" w:before="0"/>
+      </w:pPr>
+      <w:r>
+        <w:rPr>
+          <w:b/>
+          <w:bCs/>
+        </w:rPr>
+        <w:t xml:space="preserve">6. Spot the Common Mistake</w:t>
+      </w:r>
+    </w:p>
+    <w:p>
+      <w:pPr>
+        <w:spacing w:after="40" w:before="0"/>
+      </w:pPr>
+      <w:r>
+        <w:t xml:space="preserve">   Step 1 (Problem): 2/3 ÷ 1/2</w:t>
+      </w:r>
+    </w:p>
+    <w:p>
+      <w:pPr>
+        <w:spacing w:after="40" w:before="0"/>
+      </w:pPr>
+      <w:r>
+        <w:t xml:space="preserve">   Step 2 (Change ÷ to × (but forgot to flip)): 2/3 × 1/2</w:t>
+      </w:r>
+    </w:p>
+    <w:p>
+      <w:pPr>
+        <w:spacing w:after="40" w:before="0"/>
+      </w:pPr>
+      <w:r>
+        <w:t xml:space="preserve">   Step 3 (Multiply): 2/6</w:t>
+      </w:r>
+    </w:p>
+    <w:p>
+      <w:pPr>
+        <w:spacing w:after="40" w:before="0"/>
+      </w:pPr>
+      <w:r>
+        <w:t xml:space="preserve">   Step 4 (Simplify): 1/3</w:t>
       </w:r>
     </w:p>
     <w:p>
@@ -1330,39 +1176,39 @@
           <w:b/>
           <w:bCs/>
         </w:rPr>
-        <w:t xml:space="preserve">7. Track 1 — The beat formula is 3x + 5, where x is the number of bass drops. Evaluate 3x + 5 when x = 4.</w:t>
-      </w:r>
-    </w:p>
-    <w:p>
-      <w:pPr>
-        <w:spacing w:after="40" w:before="0"/>
-      </w:pPr>
-      <w:r>
-        <w:t xml:space="preserve">     A. 17</w:t>
-      </w:r>
-    </w:p>
-    <w:p>
-      <w:pPr>
-        <w:spacing w:after="40" w:before="0"/>
-      </w:pPr>
-      <w:r>
-        <w:t xml:space="preserve">     B. 27</w:t>
-      </w:r>
-    </w:p>
-    <w:p>
-      <w:pPr>
-        <w:spacing w:after="40" w:before="0"/>
-      </w:pPr>
-      <w:r>
-        <w:t xml:space="preserve">     C. 12</w:t>
-      </w:r>
-    </w:p>
-    <w:p>
-      <w:pPr>
-        <w:spacing w:after="40" w:before="0"/>
-      </w:pPr>
-      <w:r>
-        <w:t xml:space="preserve">     D. 21</w:t>
+        <w:t xml:space="preserve">7. What is (3/4) ÷ (1/2)?</w:t>
+      </w:r>
+    </w:p>
+    <w:p>
+      <w:pPr>
+        <w:spacing w:after="40" w:before="0"/>
+      </w:pPr>
+      <w:r>
+        <w:t xml:space="preserve">     A. 3/2</w:t>
+      </w:r>
+    </w:p>
+    <w:p>
+      <w:pPr>
+        <w:spacing w:after="40" w:before="0"/>
+      </w:pPr>
+      <w:r>
+        <w:t xml:space="preserve">     B. 3/8</w:t>
+      </w:r>
+    </w:p>
+    <w:p>
+      <w:pPr>
+        <w:spacing w:after="40" w:before="0"/>
+      </w:pPr>
+      <w:r>
+        <w:t xml:space="preserve">     C. 1/2</w:t>
+      </w:r>
+    </w:p>
+    <w:p>
+      <w:pPr>
+        <w:spacing w:after="40" w:before="0"/>
+      </w:pPr>
+      <w:r>
+        <w:t xml:space="preserve">     D. 2/3</w:t>
       </w:r>
     </w:p>
     <w:p>
@@ -1385,39 +1231,39 @@
           <w:b/>
           <w:bCs/>
         </w:rPr>
-        <w:t xml:space="preserve">8. Track 2 — The volume mix is 2(n + 3), where n is the number of monitors. Evaluate 2(n + 3) when n = 5.</w:t>
-      </w:r>
-    </w:p>
-    <w:p>
-      <w:pPr>
-        <w:spacing w:after="40" w:before="0"/>
-      </w:pPr>
-      <w:r>
-        <w:t xml:space="preserve">     A. 16</w:t>
-      </w:r>
-    </w:p>
-    <w:p>
-      <w:pPr>
-        <w:spacing w:after="40" w:before="0"/>
-      </w:pPr>
-      <w:r>
-        <w:t xml:space="preserve">     B. 13</w:t>
-      </w:r>
-    </w:p>
-    <w:p>
-      <w:pPr>
-        <w:spacing w:after="40" w:before="0"/>
-      </w:pPr>
-      <w:r>
-        <w:t xml:space="preserve">     C. 20</w:t>
-      </w:r>
-    </w:p>
-    <w:p>
-      <w:pPr>
-        <w:spacing w:after="40" w:before="0"/>
-      </w:pPr>
-      <w:r>
-        <w:t xml:space="preserve">     D. 26</w:t>
+        <w:t xml:space="preserve">8. What is (2/3) ÷ (4/9)?</w:t>
+      </w:r>
+    </w:p>
+    <w:p>
+      <w:pPr>
+        <w:spacing w:after="40" w:before="0"/>
+      </w:pPr>
+      <w:r>
+        <w:t xml:space="preserve">     A. 3/2</w:t>
+      </w:r>
+    </w:p>
+    <w:p>
+      <w:pPr>
+        <w:spacing w:after="40" w:before="0"/>
+      </w:pPr>
+      <w:r>
+        <w:t xml:space="preserve">     B. 8/27</w:t>
+      </w:r>
+    </w:p>
+    <w:p>
+      <w:pPr>
+        <w:spacing w:after="40" w:before="0"/>
+      </w:pPr>
+      <w:r>
+        <w:t xml:space="preserve">     C. 2/3</w:t>
+      </w:r>
+    </w:p>
+    <w:p>
+      <w:pPr>
+        <w:spacing w:after="40" w:before="0"/>
+      </w:pPr>
+      <w:r>
+        <w:t xml:space="preserve">     D. 9/4</w:t>
       </w:r>
     </w:p>
     <w:p>
@@ -1440,39 +1286,39 @@
           <w:b/>
           <w:bCs/>
         </w:rPr>
-        <w:t xml:space="preserve">9. Track 3 — The speaker power is x², where x is the gain setting. Evaluate x² when x = 6.</w:t>
-      </w:r>
-    </w:p>
-    <w:p>
-      <w:pPr>
-        <w:spacing w:after="40" w:before="0"/>
-      </w:pPr>
-      <w:r>
-        <w:t xml:space="preserve">     A. 36</w:t>
-      </w:r>
-    </w:p>
-    <w:p>
-      <w:pPr>
-        <w:spacing w:after="40" w:before="0"/>
-      </w:pPr>
-      <w:r>
-        <w:t xml:space="preserve">     B. 12</w:t>
-      </w:r>
-    </w:p>
-    <w:p>
-      <w:pPr>
-        <w:spacing w:after="40" w:before="0"/>
-      </w:pPr>
-      <w:r>
-        <w:t xml:space="preserve">     C. 18</w:t>
-      </w:r>
-    </w:p>
-    <w:p>
-      <w:pPr>
-        <w:spacing w:after="40" w:before="0"/>
-      </w:pPr>
-      <w:r>
-        <w:t xml:space="preserve">     D. 30</w:t>
+        <w:t xml:space="preserve">9. What is (5/6) ÷ (5/12)?</w:t>
+      </w:r>
+    </w:p>
+    <w:p>
+      <w:pPr>
+        <w:spacing w:after="40" w:before="0"/>
+      </w:pPr>
+      <w:r>
+        <w:t xml:space="preserve">     A. 2</w:t>
+      </w:r>
+    </w:p>
+    <w:p>
+      <w:pPr>
+        <w:spacing w:after="40" w:before="0"/>
+      </w:pPr>
+      <w:r>
+        <w:t xml:space="preserve">     B. 1/2</w:t>
+      </w:r>
+    </w:p>
+    <w:p>
+      <w:pPr>
+        <w:spacing w:after="40" w:before="0"/>
+      </w:pPr>
+      <w:r>
+        <w:t xml:space="preserve">     C. 25/72</w:t>
+      </w:r>
+    </w:p>
+    <w:p>
+      <w:pPr>
+        <w:spacing w:after="40" w:before="0"/>
+      </w:pPr>
+      <w:r>
+        <w:t xml:space="preserve">     D. 12/5</w:t>
       </w:r>
     </w:p>
     <w:p>
@@ -1495,191 +1341,41 @@
           <w:b/>
           <w:bCs/>
         </w:rPr>
-        <w:t xml:space="preserve">10. Mixdown — match each expression (with its value plugged in) to the single number it mixes down to.</w:t>
-      </w:r>
-    </w:p>
-    <w:tbl>
-      <w:tblPr>
-        <w:tblW w:type="pct" w:w="100%"/>
-        <w:tblBorders>
-          <w:top w:val="single" w:color="auto" w:sz="4"/>
-          <w:left w:val="single" w:color="auto" w:sz="4"/>
-          <w:bottom w:val="single" w:color="auto" w:sz="4"/>
-          <w:right w:val="single" w:color="auto" w:sz="4"/>
-          <w:insideH w:val="single" w:color="auto" w:sz="4"/>
-          <w:insideV w:val="single" w:color="auto" w:sz="4"/>
-        </w:tblBorders>
-      </w:tblPr>
-      <w:tblGrid>
-        <w:gridCol w:w="100"/>
-        <w:gridCol w:w="100"/>
-      </w:tblGrid>
-      <w:tr>
-        <w:trPr>
-          <w:tblHeader/>
-        </w:trPr>
-        <w:tc>
-          <w:tcPr>
-            <w:tcW w:type="pct" w:w="50%"/>
-          </w:tcPr>
-          <w:p>
-            <w:r>
-              <w:rPr>
-                <w:b/>
-                <w:bCs/>
-              </w:rPr>
-              <w:t xml:space="preserve">Item</w:t>
-            </w:r>
-          </w:p>
-        </w:tc>
-        <w:tc>
-          <w:tcPr>
-            <w:tcW w:type="pct" w:w="50%"/>
-          </w:tcPr>
-          <w:p>
-            <w:r>
-              <w:rPr>
-                <w:b/>
-                <w:bCs/>
-              </w:rPr>
-              <w:t xml:space="preserve">Answer choices</w:t>
-            </w:r>
-          </w:p>
-        </w:tc>
-      </w:tr>
-      <w:tr>
-        <w:tc>
-          <w:tcPr>
-            <w:tcW w:type="pct" w:w="50%"/>
-          </w:tcPr>
-          <w:p>
-            <w:r>
-              <w:t xml:space="preserve">____  3x + 5 when x = 4</w:t>
-            </w:r>
-          </w:p>
-        </w:tc>
-        <w:tc>
-          <w:tcPr>
-            <w:tcW w:type="pct" w:w="50%"/>
-          </w:tcPr>
-          <w:p>
-            <w:r>
-              <w:t xml:space="preserve">F. 29</w:t>
-            </w:r>
-          </w:p>
-        </w:tc>
-      </w:tr>
-      <w:tr>
-        <w:tc>
-          <w:tcPr>
-            <w:tcW w:type="pct" w:w="50%"/>
-          </w:tcPr>
-          <w:p>
-            <w:r>
-              <w:t xml:space="preserve">____  2(n + 3) when n = 5</w:t>
-            </w:r>
-          </w:p>
-        </w:tc>
-        <w:tc>
-          <w:tcPr>
-            <w:tcW w:type="pct" w:w="50%"/>
-          </w:tcPr>
-          <w:p>
-            <w:r>
-              <w:t xml:space="preserve">E. 18</w:t>
-            </w:r>
-          </w:p>
-        </w:tc>
-      </w:tr>
-      <w:tr>
-        <w:tc>
-          <w:tcPr>
-            <w:tcW w:type="pct" w:w="50%"/>
-          </w:tcPr>
-          <w:p>
-            <w:r>
-              <w:t xml:space="preserve">____  x² when x = 6</w:t>
-            </w:r>
-          </w:p>
-        </w:tc>
-        <w:tc>
-          <w:tcPr>
-            <w:tcW w:type="pct" w:w="50%"/>
-          </w:tcPr>
-          <w:p>
-            <w:r>
-              <w:t xml:space="preserve">D. 50</w:t>
-            </w:r>
-          </w:p>
-        </w:tc>
-      </w:tr>
-      <w:tr>
-        <w:tc>
-          <w:tcPr>
-            <w:tcW w:type="pct" w:w="50%"/>
-          </w:tcPr>
-          <w:p>
-            <w:r>
-              <w:t xml:space="preserve">____  10x when x = 5</w:t>
-            </w:r>
-          </w:p>
-        </w:tc>
-        <w:tc>
-          <w:tcPr>
-            <w:tcW w:type="pct" w:w="50%"/>
-          </w:tcPr>
-          <w:p>
-            <w:r>
-              <w:t xml:space="preserve">C. 36</w:t>
-            </w:r>
-          </w:p>
-        </w:tc>
-      </w:tr>
-      <w:tr>
-        <w:tc>
-          <w:tcPr>
-            <w:tcW w:type="pct" w:w="50%"/>
-          </w:tcPr>
-          <w:p>
-            <w:r>
-              <w:t xml:space="preserve">____  6n when n = 3</w:t>
-            </w:r>
-          </w:p>
-        </w:tc>
-        <w:tc>
-          <w:tcPr>
-            <w:tcW w:type="pct" w:w="50%"/>
-          </w:tcPr>
-          <w:p>
-            <w:r>
-              <w:t xml:space="preserve">B. 16</w:t>
-            </w:r>
-          </w:p>
-        </w:tc>
-      </w:tr>
-      <w:tr>
-        <w:tc>
-          <w:tcPr>
-            <w:tcW w:type="pct" w:w="50%"/>
-          </w:tcPr>
-          <w:p>
-            <w:r>
-              <w:t xml:space="preserve">____  n² + 4 when n = 5</w:t>
-            </w:r>
-          </w:p>
-        </w:tc>
-        <w:tc>
-          <w:tcPr>
-            <w:tcW w:type="pct" w:w="50%"/>
-          </w:tcPr>
-          <w:p>
-            <w:r>
-              <w:t xml:space="preserve">A. 17</w:t>
-            </w:r>
-          </w:p>
-        </w:tc>
-      </w:tr>
-    </w:tbl>
+        <w:t xml:space="preserve">10. What is (7/8) ÷ (1/4)?</w:t>
+      </w:r>
+    </w:p>
+    <w:p>
+      <w:pPr>
+        <w:spacing w:after="40" w:before="0"/>
+      </w:pPr>
+      <w:r>
+        <w:t xml:space="preserve">     A. 7/2</w:t>
+      </w:r>
+    </w:p>
+    <w:p>
+      <w:pPr>
+        <w:spacing w:after="40" w:before="0"/>
+      </w:pPr>
+      <w:r>
+        <w:t xml:space="preserve">     B. 7/32</w:t>
+      </w:r>
+    </w:p>
+    <w:p>
+      <w:pPr>
+        <w:spacing w:after="40" w:before="0"/>
+      </w:pPr>
+      <w:r>
+        <w:t xml:space="preserve">     C. 1/2</w:t>
+      </w:r>
+    </w:p>
+    <w:p>
+      <w:pPr>
+        <w:spacing w:after="40" w:before="0"/>
+      </w:pPr>
+      <w:r>
+        <w:t xml:space="preserve">     D. 4/7</w:t>
+      </w:r>
+    </w:p>
     <w:p>
       <w:pPr>
         <w:spacing w:after="60" w:before="120"/>
@@ -1718,7 +1414,7 @@
           <w:b/>
           <w:bCs/>
         </w:rPr>
-        <w:t xml:space="preserve">1. A. 19</w:t>
+        <w:t xml:space="preserve">1. A. 5/3</w:t>
       </w:r>
     </w:p>
     <w:p>
@@ -1726,7 +1422,7 @@
         <w:spacing w:after="20" w:before="0"/>
       </w:pPr>
       <w:r>
-        <w:t xml:space="preserve">     3(4) + 7 = 12 + 7 = 19.</w:t>
+        <w:t xml:space="preserve">     To find the reciprocal, flip the fraction. The reciprocal of 3/5 is 5/3.</w:t>
       </w:r>
     </w:p>
     <w:p>
@@ -1738,19 +1434,19 @@
           <w:i/>
           <w:iCs/>
         </w:rPr>
-        <w:t xml:space="preserve">     Watch for: A common mistake in Evaluate Expressions is treating a coefficient like an addend instead of a factor — for example, evaluating 3x + 7 when x = 4 as 3 + 4 + 7 = 14 instead of the correct 3(4) + 7 = 12 + 7 = 19. A number written right next to a variable always means multiply, never add. Before you submit, ask: "Did I multiply the coefficient by the value I substituted, or did I accidentally add it?"</w:t>
-      </w:r>
-    </w:p>
-    <w:p>
-      <w:pPr>
-        <w:spacing w:after="40" w:before="0"/>
-      </w:pPr>
-      <w:r>
-        <w:rPr>
-          <w:b/>
-          <w:bCs/>
-        </w:rPr>
-        <w:t xml:space="preserve">2. A. 8</w:t>
+        <w:t xml:space="preserve">     Watch for: A common mistake in Divide Fractions is flipping the wrong fraction: students flip the dividend (the first fraction) instead of the divisor (the second fraction). For example, solving 3/4 ÷ 5/8 by flipping 3/4 to 4/3 and keeping 5/8 gives 4/3 × 5/8 = 20/24 = 5/6 — but only the divisor gets flipped. Keep 3/4, change ÷ to ×, and flip only the divisor 5/8 to its reciprocal 8/5: 3/4 × 8/5 = 24/20 = 6/5. Before you submit, check that the fraction you kept (the dividend) is still facing the same way it started.</w:t>
+      </w:r>
+    </w:p>
+    <w:p>
+      <w:pPr>
+        <w:spacing w:after="40" w:before="0"/>
+      </w:pPr>
+      <w:r>
+        <w:rPr>
+          <w:b/>
+          <w:bCs/>
+        </w:rPr>
+        <w:t xml:space="preserve">2. A. 2</w:t>
       </w:r>
     </w:p>
     <w:p>
@@ -1758,7 +1454,7 @@
         <w:spacing w:after="20" w:before="0"/>
       </w:pPr>
       <w:r>
-        <w:t xml:space="preserve">     20 − 2(6) = 20 − 12 = 8.</w:t>
+        <w:t xml:space="preserve">     1/2 ÷ 1/4 = 1/2 × 4/1 = 4/2 = 2. Two 1/4-size pieces fit into 1/2.</w:t>
       </w:r>
     </w:p>
     <w:p>
@@ -1770,19 +1466,19 @@
           <w:i/>
           <w:iCs/>
         </w:rPr>
-        <w:t xml:space="preserve">     Watch for: A common mistake in Evaluate Expressions is treating a coefficient like an addend instead of a factor — for example, evaluating 3x + 7 when x = 4 as 3 + 4 + 7 = 14 instead of the correct 3(4) + 7 = 12 + 7 = 19. A number written right next to a variable always means multiply, never add. Before you submit, ask: "Did I multiply the coefficient by the value I substituted, or did I accidentally add it?"</w:t>
-      </w:r>
-    </w:p>
-    <w:p>
-      <w:pPr>
-        <w:spacing w:after="40" w:before="0"/>
-      </w:pPr>
-      <w:r>
-        <w:rPr>
-          <w:b/>
-          <w:bCs/>
-        </w:rPr>
-        <w:t xml:space="preserve">3. Evaluate each expression for the given value of the variable.</w:t>
+        <w:t xml:space="preserve">     Watch for: A common mistake in Divide Fractions is flipping the wrong fraction: students flip the dividend (the first fraction) instead of the divisor (the second fraction). For example, solving 3/4 ÷ 5/8 by flipping 3/4 to 4/3 and keeping 5/8 gives 4/3 × 5/8 = 20/24 = 5/6 — but only the divisor gets flipped. Keep 3/4, change ÷ to ×, and flip only the divisor 5/8 to its reciprocal 8/5: 3/4 × 8/5 = 24/20 = 6/5. Before you submit, check that the fraction you kept (the dividend) is still facing the same way it started.</w:t>
+      </w:r>
+    </w:p>
+    <w:p>
+      <w:pPr>
+        <w:spacing w:after="40" w:before="0"/>
+      </w:pPr>
+      <w:r>
+        <w:rPr>
+          <w:b/>
+          <w:bCs/>
+        </w:rPr>
+        <w:t xml:space="preserve">3. Divide each pair of fractions using Keep, Change, Flip.</w:t>
       </w:r>
     </w:p>
     <w:p>
@@ -1790,7 +1486,7 @@
         <w:spacing w:after="20" w:before="0"/>
       </w:pPr>
       <w:r>
-        <w:t xml:space="preserve">     5n − 3 — Result: 27</w:t>
+        <w:t xml:space="preserve">     1/2 ÷ 1/6 → 3</w:t>
       </w:r>
     </w:p>
     <w:p>
@@ -1798,7 +1494,7 @@
         <w:spacing w:after="20" w:before="0"/>
       </w:pPr>
       <w:r>
-        <w:t xml:space="preserve">     n² + 4 — Result: 13</w:t>
+        <w:t xml:space="preserve">     3/4 ÷ 1/4 → 3</w:t>
       </w:r>
     </w:p>
     <w:p>
@@ -1806,7 +1502,7 @@
         <w:spacing w:after="20" w:before="0"/>
       </w:pPr>
       <w:r>
-        <w:t xml:space="preserve">     2(n + 8) — Result: 26</w:t>
+        <w:t xml:space="preserve">     2/3 ÷ 1/3 → 2</w:t>
       </w:r>
     </w:p>
     <w:p>
@@ -1814,7 +1510,7 @@
         <w:spacing w:after="20" w:before="0"/>
       </w:pPr>
       <w:r>
-        <w:t xml:space="preserve">     40 − 3n — Result: 19</w:t>
+        <w:t xml:space="preserve">     5/8 ÷ 1/4 → 2 1/2</w:t>
       </w:r>
     </w:p>
     <w:p>
@@ -1834,7 +1530,7 @@
           <w:b/>
           <w:bCs/>
         </w:rPr>
-        <w:t xml:space="preserve">4. Correct groups:</w:t>
+        <w:t xml:space="preserve">4. Matches:</w:t>
       </w:r>
     </w:p>
     <w:p>
@@ -1842,7 +1538,7 @@
         <w:spacing w:after="20" w:before="0"/>
       </w:pPr>
       <w:r>
-        <w:t xml:space="preserve">     5a + 2 = 17 → Greater than 15</w:t>
+        <w:t xml:space="preserve">     4/5 ÷ 2/5 → 2</w:t>
       </w:r>
     </w:p>
     <w:p>
@@ -1850,7 +1546,7 @@
         <w:spacing w:after="20" w:before="0"/>
       </w:pPr>
       <w:r>
-        <w:t xml:space="preserve">     6a = 18 → Greater than 15</w:t>
+        <w:t xml:space="preserve">     3/4 ÷ 3/8 → 2</w:t>
       </w:r>
     </w:p>
     <w:p>
@@ -1858,7 +1554,7 @@
         <w:spacing w:after="20" w:before="0"/>
       </w:pPr>
       <w:r>
-        <w:t xml:space="preserve">     a² + 7 = 16 → Greater than 15</w:t>
+        <w:t xml:space="preserve">     5/6 ÷ 1/3 → 2 1/2</w:t>
       </w:r>
     </w:p>
     <w:p>
@@ -1866,7 +1562,7 @@
         <w:spacing w:after="20" w:before="0"/>
       </w:pPr>
       <w:r>
-        <w:t xml:space="preserve">     4a − 1 = 11 → 15 or less</w:t>
+        <w:t xml:space="preserve">     2/3 ÷ 1/6 → 4</w:t>
       </w:r>
     </w:p>
     <w:p>
@@ -1874,7 +1570,7 @@
         <w:spacing w:after="20" w:before="0"/>
       </w:pPr>
       <w:r>
-        <w:t xml:space="preserve">     2a + 5 = 11 → 15 or less</w:t>
+        <w:t xml:space="preserve">     7/8 ÷ 1/4 → 3 1/2</w:t>
       </w:r>
     </w:p>
     <w:p>
@@ -1882,7 +1578,7 @@
         <w:spacing w:after="20" w:before="0"/>
       </w:pPr>
       <w:r>
-        <w:t xml:space="preserve">     10 − a = 7 → 15 or less</w:t>
+        <w:t xml:space="preserve">     1/2 ÷ 3/4 → 2/3</w:t>
       </w:r>
     </w:p>
     <w:p>
@@ -1902,7 +1598,7 @@
           <w:b/>
           <w:bCs/>
         </w:rPr>
-        <w:t xml:space="preserve">5. Matches:</w:t>
+        <w:t xml:space="preserve">5. A. 4 scoops</w:t>
       </w:r>
     </w:p>
     <w:p>
@@ -1910,103 +1606,7 @@
         <w:spacing w:after="20" w:before="0"/>
       </w:pPr>
       <w:r>
-        <w:t xml:space="preserve">     3x when x=4 → 12</w:t>
-      </w:r>
-    </w:p>
-    <w:p>
-      <w:pPr>
-        <w:spacing w:after="20" w:before="0"/>
-      </w:pPr>
-      <w:r>
-        <w:t xml:space="preserve">     x² when x=5 → 25</w:t>
-      </w:r>
-    </w:p>
-    <w:p>
-      <w:pPr>
-        <w:spacing w:after="20" w:before="0"/>
-      </w:pPr>
-      <w:r>
-        <w:t xml:space="preserve">     2x+1 when x=3 → 7</w:t>
-      </w:r>
-    </w:p>
-    <w:p>
-      <w:pPr>
-        <w:spacing w:after="20" w:before="0"/>
-      </w:pPr>
-      <w:r>
-        <w:t xml:space="preserve">     x/2 when x=10 → 5</w:t>
-      </w:r>
-    </w:p>
-    <w:p>
-      <w:pPr>
-        <w:spacing w:after="20" w:before="0"/>
-      </w:pPr>
-      <w:r>
-        <w:t xml:space="preserve">     4x−3 when x=3 → 9</w:t>
-      </w:r>
-    </w:p>
-    <w:p>
-      <w:pPr>
-        <w:spacing w:after="20" w:before="0"/>
-      </w:pPr>
-      <w:r>
-        <w:t xml:space="preserve">     x²+1 when x=3 → 10</w:t>
-      </w:r>
-    </w:p>
-    <w:p>
-      <w:pPr>
-        <w:spacing w:after="40" w:before="0"/>
-      </w:pPr>
-      <w:r>
-        <w:t xml:space="preserve"/>
-      </w:r>
-    </w:p>
-    <w:p>
-      <w:pPr>
-        <w:spacing w:after="40" w:before="0"/>
-      </w:pPr>
-      <w:r>
-        <w:rPr>
-          <w:b/>
-          <w:bCs/>
-        </w:rPr>
-        <w:t xml:space="preserve">6. onLevel — Spot the Common Mistake</w:t>
-      </w:r>
-    </w:p>
-    <w:p>
-      <w:pPr>
-        <w:spacing w:after="20" w:before="0"/>
-      </w:pPr>
-      <w:r>
-        <w:t xml:space="preserve">     The mistake is in Step 3.</w:t>
-      </w:r>
-    </w:p>
-    <w:p>
-      <w:pPr>
-        <w:spacing w:after="20" w:before="0"/>
-      </w:pPr>
-      <w:r>
-        <w:t xml:space="preserve">     Correct work: 5(6) − 3 = 30 − 3 = 27. Follow the order of operations: multiply 5 × 6 = 30 FIRST, then subtract 3. There are no parentheses around 6 − 3, so you cannot subtract before multiplying.</w:t>
-      </w:r>
-    </w:p>
-    <w:p>
-      <w:pPr>
-        <w:spacing w:after="40" w:before="0"/>
-      </w:pPr>
-      <w:r>
-        <w:rPr>
-          <w:b/>
-          <w:bCs/>
-        </w:rPr>
-        <w:t xml:space="preserve">7. A. 17</w:t>
-      </w:r>
-    </w:p>
-    <w:p>
-      <w:pPr>
-        <w:spacing w:after="20" w:before="0"/>
-      </w:pPr>
-      <w:r>
-        <w:t xml:space="preserve">     Substitute x = 4: 3(4) + 5. Multiply first: 3 × 4 = 12. Then add: 12 + 5 = 17.</w:t>
+        <w:t xml:space="preserve">     2/3 ÷ 1/6 = 2/3 × 6/1 = 12/3 = 4 scoops.</w:t>
       </w:r>
     </w:p>
     <w:p>
@@ -2018,19 +1618,19 @@
           <w:i/>
           <w:iCs/>
         </w:rPr>
-        <w:t xml:space="preserve">     Watch for: A common mistake in Evaluate Expressions is treating a coefficient like an addend instead of a factor — for example, evaluating 3x + 7 when x = 4 as 3 + 4 + 7 = 14 instead of the correct 3(4) + 7 = 12 + 7 = 19. A number written right next to a variable always means multiply, never add. Before you submit, ask: "Did I multiply the coefficient by the value I substituted, or did I accidentally add it?"</w:t>
-      </w:r>
-    </w:p>
-    <w:p>
-      <w:pPr>
-        <w:spacing w:after="40" w:before="0"/>
-      </w:pPr>
-      <w:r>
-        <w:rPr>
-          <w:b/>
-          <w:bCs/>
-        </w:rPr>
-        <w:t xml:space="preserve">8. A. 16</w:t>
+        <w:t xml:space="preserve">     Watch for: A common mistake in Divide Fractions is flipping the wrong fraction: students flip the dividend (the first fraction) instead of the divisor (the second fraction). For example, solving 3/4 ÷ 5/8 by flipping 3/4 to 4/3 and keeping 5/8 gives 4/3 × 5/8 = 20/24 = 5/6 — but only the divisor gets flipped. Keep 3/4, change ÷ to ×, and flip only the divisor 5/8 to its reciprocal 8/5: 3/4 × 8/5 = 24/20 = 6/5. Before you submit, check that the fraction you kept (the dividend) is still facing the same way it started.</w:t>
+      </w:r>
+    </w:p>
+    <w:p>
+      <w:pPr>
+        <w:spacing w:after="40" w:before="0"/>
+      </w:pPr>
+      <w:r>
+        <w:rPr>
+          <w:b/>
+          <w:bCs/>
+        </w:rPr>
+        <w:t xml:space="preserve">6. Spot the Common Mistake</w:t>
       </w:r>
     </w:p>
     <w:p>
@@ -2038,7 +1638,35 @@
         <w:spacing w:after="20" w:before="0"/>
       </w:pPr>
       <w:r>
-        <w:t xml:space="preserve">     Substitute n = 5: 2(5 + 3). Do the parentheses first: 5 + 3 = 8. Then multiply: 2 × 8 = 16.</w:t>
+        <w:t xml:space="preserve">     The mistake is in Step 2.</w:t>
+      </w:r>
+    </w:p>
+    <w:p>
+      <w:pPr>
+        <w:spacing w:after="20" w:before="0"/>
+      </w:pPr>
+      <w:r>
+        <w:t xml:space="preserve">     Correct work: The student changed ÷ to × but forgot to flip the divisor. Keep 2/3, change ÷ to ×, and flip the divisor 1/2 to its reciprocal 2/1: 2/3 × 2/1 = 4/3 = 1 1/3. The correct quotient is 4/3 (1 1/3), not 1/3.</w:t>
+      </w:r>
+    </w:p>
+    <w:p>
+      <w:pPr>
+        <w:spacing w:after="40" w:before="0"/>
+      </w:pPr>
+      <w:r>
+        <w:rPr>
+          <w:b/>
+          <w:bCs/>
+        </w:rPr>
+        <w:t xml:space="preserve">7. A. 3/2</w:t>
+      </w:r>
+    </w:p>
+    <w:p>
+      <w:pPr>
+        <w:spacing w:after="20" w:before="0"/>
+      </w:pPr>
+      <w:r>
+        <w:t xml:space="preserve">     (3/4) ÷ (1/2) = (3/4) × (2/1) = 6/4 = 3/2.</w:t>
       </w:r>
     </w:p>
     <w:p>
@@ -2050,19 +1678,19 @@
           <w:i/>
           <w:iCs/>
         </w:rPr>
-        <w:t xml:space="preserve">     Watch for: A common mistake in Evaluate Expressions is treating a coefficient like an addend instead of a factor — for example, evaluating 3x + 7 when x = 4 as 3 + 4 + 7 = 14 instead of the correct 3(4) + 7 = 12 + 7 = 19. A number written right next to a variable always means multiply, never add. Before you submit, ask: "Did I multiply the coefficient by the value I substituted, or did I accidentally add it?"</w:t>
-      </w:r>
-    </w:p>
-    <w:p>
-      <w:pPr>
-        <w:spacing w:after="40" w:before="0"/>
-      </w:pPr>
-      <w:r>
-        <w:rPr>
-          <w:b/>
-          <w:bCs/>
-        </w:rPr>
-        <w:t xml:space="preserve">9. A. 36</w:t>
+        <w:t xml:space="preserve">     Watch for: A common mistake in Divide Fractions is flipping the wrong fraction: students flip the dividend (the first fraction) instead of the divisor (the second fraction). For example, solving 3/4 ÷ 5/8 by flipping 3/4 to 4/3 and keeping 5/8 gives 4/3 × 5/8 = 20/24 = 5/6 — but only the divisor gets flipped. Keep 3/4, change ÷ to ×, and flip only the divisor 5/8 to its reciprocal 8/5: 3/4 × 8/5 = 24/20 = 6/5. Before you submit, check that the fraction you kept (the dividend) is still facing the same way it started.</w:t>
+      </w:r>
+    </w:p>
+    <w:p>
+      <w:pPr>
+        <w:spacing w:after="40" w:before="0"/>
+      </w:pPr>
+      <w:r>
+        <w:rPr>
+          <w:b/>
+          <w:bCs/>
+        </w:rPr>
+        <w:t xml:space="preserve">8. A. 3/2</w:t>
       </w:r>
     </w:p>
     <w:p>
@@ -2070,7 +1698,7 @@
         <w:spacing w:after="20" w:before="0"/>
       </w:pPr>
       <w:r>
-        <w:t xml:space="preserve">     x² means x times itself. Substitute x = 6: 6² = 6 × 6 = 36.</w:t>
+        <w:t xml:space="preserve">     (2/3) × (9/4) = 18/12 = 3/2.</w:t>
       </w:r>
     </w:p>
     <w:p>
@@ -2082,19 +1710,19 @@
           <w:i/>
           <w:iCs/>
         </w:rPr>
-        <w:t xml:space="preserve">     Watch for: A common mistake in Evaluate Expressions is treating a coefficient like an addend instead of a factor — for example, evaluating 3x + 7 when x = 4 as 3 + 4 + 7 = 14 instead of the correct 3(4) + 7 = 12 + 7 = 19. A number written right next to a variable always means multiply, never add. Before you submit, ask: "Did I multiply the coefficient by the value I substituted, or did I accidentally add it?"</w:t>
-      </w:r>
-    </w:p>
-    <w:p>
-      <w:pPr>
-        <w:spacing w:after="40" w:before="0"/>
-      </w:pPr>
-      <w:r>
-        <w:rPr>
-          <w:b/>
-          <w:bCs/>
-        </w:rPr>
-        <w:t xml:space="preserve">10. Matches:</w:t>
+        <w:t xml:space="preserve">     Watch for: A common mistake in Divide Fractions is flipping the wrong fraction: students flip the dividend (the first fraction) instead of the divisor (the second fraction). For example, solving 3/4 ÷ 5/8 by flipping 3/4 to 4/3 and keeping 5/8 gives 4/3 × 5/8 = 20/24 = 5/6 — but only the divisor gets flipped. Keep 3/4, change ÷ to ×, and flip only the divisor 5/8 to its reciprocal 8/5: 3/4 × 8/5 = 24/20 = 6/5. Before you submit, check that the fraction you kept (the dividend) is still facing the same way it started.</w:t>
+      </w:r>
+    </w:p>
+    <w:p>
+      <w:pPr>
+        <w:spacing w:after="40" w:before="0"/>
+      </w:pPr>
+      <w:r>
+        <w:rPr>
+          <w:b/>
+          <w:bCs/>
+        </w:rPr>
+        <w:t xml:space="preserve">9. A. 2</w:t>
       </w:r>
     </w:p>
     <w:p>
@@ -2102,7 +1730,31 @@
         <w:spacing w:after="20" w:before="0"/>
       </w:pPr>
       <w:r>
-        <w:t xml:space="preserve">     3x + 5 when x = 4 → 17</w:t>
+        <w:t xml:space="preserve">     (5/6) × (12/5) = 60/30 = 2.</w:t>
+      </w:r>
+    </w:p>
+    <w:p>
+      <w:pPr>
+        <w:spacing w:after="80" w:before="0"/>
+      </w:pPr>
+      <w:r>
+        <w:rPr>
+          <w:i/>
+          <w:iCs/>
+        </w:rPr>
+        <w:t xml:space="preserve">     Watch for: A common mistake in Divide Fractions is flipping the wrong fraction: students flip the dividend (the first fraction) instead of the divisor (the second fraction). For example, solving 3/4 ÷ 5/8 by flipping 3/4 to 4/3 and keeping 5/8 gives 4/3 × 5/8 = 20/24 = 5/6 — but only the divisor gets flipped. Keep 3/4, change ÷ to ×, and flip only the divisor 5/8 to its reciprocal 8/5: 3/4 × 8/5 = 24/20 = 6/5. Before you submit, check that the fraction you kept (the dividend) is still facing the same way it started.</w:t>
+      </w:r>
+    </w:p>
+    <w:p>
+      <w:pPr>
+        <w:spacing w:after="40" w:before="0"/>
+      </w:pPr>
+      <w:r>
+        <w:rPr>
+          <w:b/>
+          <w:bCs/>
+        </w:rPr>
+        <w:t xml:space="preserve">10. A. 7/2</w:t>
       </w:r>
     </w:p>
     <w:p>
@@ -2110,47 +1762,19 @@
         <w:spacing w:after="20" w:before="0"/>
       </w:pPr>
       <w:r>
-        <w:t xml:space="preserve">     2(n + 3) when n = 5 → 16</w:t>
-      </w:r>
-    </w:p>
-    <w:p>
-      <w:pPr>
-        <w:spacing w:after="20" w:before="0"/>
-      </w:pPr>
-      <w:r>
-        <w:t xml:space="preserve">     x² when x = 6 → 36</w:t>
-      </w:r>
-    </w:p>
-    <w:p>
-      <w:pPr>
-        <w:spacing w:after="20" w:before="0"/>
-      </w:pPr>
-      <w:r>
-        <w:t xml:space="preserve">     10x when x = 5 → 50</w:t>
-      </w:r>
-    </w:p>
-    <w:p>
-      <w:pPr>
-        <w:spacing w:after="20" w:before="0"/>
-      </w:pPr>
-      <w:r>
-        <w:t xml:space="preserve">     6n when n = 3 → 18</w:t>
-      </w:r>
-    </w:p>
-    <w:p>
-      <w:pPr>
-        <w:spacing w:after="20" w:before="0"/>
-      </w:pPr>
-      <w:r>
-        <w:t xml:space="preserve">     n² + 4 when n = 5 → 29</w:t>
-      </w:r>
-    </w:p>
-    <w:p>
-      <w:pPr>
-        <w:spacing w:after="40" w:before="0"/>
-      </w:pPr>
-      <w:r>
-        <w:t xml:space="preserve"/>
+        <w:t xml:space="preserve">     (7/8) × (4/1) = 28/8 = 7/2.</w:t>
+      </w:r>
+    </w:p>
+    <w:p>
+      <w:pPr>
+        <w:spacing w:after="80" w:before="0"/>
+      </w:pPr>
+      <w:r>
+        <w:rPr>
+          <w:i/>
+          <w:iCs/>
+        </w:rPr>
+        <w:t xml:space="preserve">     Watch for: A common mistake in Divide Fractions is flipping the wrong fraction: students flip the dividend (the first fraction) instead of the divisor (the second fraction). For example, solving 3/4 ÷ 5/8 by flipping 3/4 to 4/3 and keeping 5/8 gives 4/3 × 5/8 = 20/24 = 5/6 — but only the divisor gets flipped. Keep 3/4, change ÷ to ×, and flip only the divisor 5/8 to its reciprocal 8/5: 3/4 × 8/5 = 24/20 = 6/5. Before you submit, check that the fraction you kept (the dividend) is still facing the same way it started.</w:t>
       </w:r>
     </w:p>
     <w:sectPr>

--- a/lessons/6-2/homework.docx
+++ b/lessons/6-2/homework.docx
@@ -12,7 +12,7 @@
           <w:b/>
           <w:bCs/>
         </w:rPr>
-        <w:t xml:space="preserve">Divide Fractions — Homework</w:t>
+        <w:t xml:space="preserve">Division Expressions with Fractions and Mixed Numbers — Homework</w:t>
       </w:r>
     </w:p>
     <w:p>
@@ -24,7 +24,7 @@
           <w:i/>
           <w:iCs/>
         </w:rPr>
-        <w:t xml:space="preserve">Lesson 2-3  •  Standard 6.NOS.1</w:t>
+        <w:t xml:space="preserve">Lesson 6-2  •  Standard 6.NOS.1</w:t>
       </w:r>
     </w:p>
     <w:p>
@@ -161,10 +161,10 @@
           <w:b/>
           <w:bCs/>
         </w:rPr>
-        <w:t xml:space="preserve">Dividend (Dividendo)</w:t>
-      </w:r>
-      <w:r>
-        <w:t xml:space="preserve"> — The number you are splitting up in a division problem.</w:t>
+        <w:t xml:space="preserve">Divide Fractions (Dividir fracciones)</w:t>
+      </w:r>
+      <w:r>
+        <w:t xml:space="preserve"> — Multiply the first fraction by the reciprocal of the second fraction.</w:t>
       </w:r>
     </w:p>
     <w:p>
@@ -224,10 +224,10 @@
           <w:b/>
           <w:bCs/>
         </w:rPr>
-        <w:t xml:space="preserve">Divisor (Divisor)</w:t>
-      </w:r>
-      <w:r>
-        <w:t xml:space="preserve"> — The number you split by in a division problem.</w:t>
+        <w:t xml:space="preserve">Dividend (Dividendo)</w:t>
+      </w:r>
+      <w:r>
+        <w:t xml:space="preserve"> — The number you are splitting up in a division problem.</w:t>
       </w:r>
     </w:p>
     <w:p>
@@ -287,10 +287,10 @@
           <w:b/>
           <w:bCs/>
         </w:rPr>
-        <w:t xml:space="preserve">Reciprocal (Recíproco)</w:t>
-      </w:r>
-      <w:r>
-        <w:t xml:space="preserve"> — A fraction turned upside down.</w:t>
+        <w:t xml:space="preserve">Divisor (Divisor)</w:t>
+      </w:r>
+      <w:r>
+        <w:t xml:space="preserve"> — The number you split by in a division problem.</w:t>
       </w:r>
     </w:p>
     <w:p>
@@ -350,10 +350,10 @@
           <w:b/>
           <w:bCs/>
         </w:rPr>
-        <w:t xml:space="preserve">Quotient (Cociente)</w:t>
-      </w:r>
-      <w:r>
-        <w:t xml:space="preserve"> — The answer when you divide.</w:t>
+        <w:t xml:space="preserve">Reciprocal (Recíproco)</w:t>
+      </w:r>
+      <w:r>
+        <w:t xml:space="preserve"> — A fraction turned upside down.</w:t>
       </w:r>
     </w:p>
     <w:p>
@@ -413,6 +413,69 @@
           <w:b/>
           <w:bCs/>
         </w:rPr>
+        <w:t xml:space="preserve">Quotient (Cociente)</w:t>
+      </w:r>
+      <w:r>
+        <w:t xml:space="preserve"> — The answer when you divide.</w:t>
+      </w:r>
+    </w:p>
+    <w:p>
+      <w:pPr>
+        <w:keepNext/>
+        <w:spacing w:after="20" w:before="80"/>
+        <w:jc w:val="center"/>
+      </w:pPr>
+      <w:r>
+        <w:drawing>
+          <wp:inline distT="0" distB="0" distL="0" distR="0">
+            <wp:extent cx="1047750" cy="790575"/>
+            <wp:effectExtent t="0" r="0" b="0" l="0"/>
+            <wp:docPr id="1" name="" descr="" title=""/>
+            <wp:cNvGraphicFramePr>
+              <a:graphicFrameLocks xmlns:a="http://schemas.openxmlformats.org/drawingml/2006/main" noChangeAspect="1"/>
+            </wp:cNvGraphicFramePr>
+            <a:graphic xmlns:a="http://schemas.openxmlformats.org/drawingml/2006/main">
+              <a:graphicData uri="http://schemas.openxmlformats.org/drawingml/2006/picture">
+                <pic:pic xmlns:pic="http://schemas.openxmlformats.org/drawingml/2006/picture">
+                  <pic:nvPicPr>
+                    <pic:cNvPr id="0" name="" descr=""/>
+                    <pic:cNvPicPr>
+                      <a:picLocks noChangeAspect="1" noChangeArrowheads="1"/>
+                    </pic:cNvPicPr>
+                  </pic:nvPicPr>
+                  <pic:blipFill>
+                    <a:blip r:embed="rId12" cstate="none"/>
+                    <a:srcRect/>
+                    <a:stretch>
+                      <a:fillRect/>
+                    </a:stretch>
+                  </pic:blipFill>
+                  <pic:spPr bwMode="auto">
+                    <a:xfrm>
+                      <a:off x="0" y="0"/>
+                      <a:ext cx="1047750" cy="790575"/>
+                    </a:xfrm>
+                    <a:prstGeom prst="rect">
+                      <a:avLst/>
+                    </a:prstGeom>
+                  </pic:spPr>
+                </pic:pic>
+              </a:graphicData>
+            </a:graphic>
+          </wp:inline>
+        </w:drawing>
+      </w:r>
+    </w:p>
+    <w:p>
+      <w:pPr>
+        <w:keepNext/>
+        <w:spacing w:after="120"/>
+      </w:pPr>
+      <w:r>
+        <w:rPr>
+          <w:b/>
+          <w:bCs/>
+        </w:rPr>
         <w:t xml:space="preserve">Simplify (Simplificar)</w:t>
       </w:r>
       <w:r>
@@ -1647,6 +1710,14 @@
       </w:pPr>
       <w:r>
         <w:t xml:space="preserve">     Correct work: The student changed ÷ to × but forgot to flip the divisor. Keep 2/3, change ÷ to ×, and flip the divisor 1/2 to its reciprocal 2/1: 2/3 × 2/1 = 4/3 = 1 1/3. The correct quotient is 4/3 (1 1/3), not 1/3.</w:t>
+      </w:r>
+    </w:p>
+    <w:p>
+      <w:pPr>
+        <w:spacing w:after="80" w:before="0"/>
+      </w:pPr>
+      <w:r>
+        <w:t xml:space="preserve">     Watch for: The step that changed ÷ to × left the divisor as 1/2 instead of flipping it, so the problem turned into multiplication of the original fractions. Keep, Change, Flip turns the divisor into 2/1, giving 2/3 × 2/1 = 4/3 = 1 1/3. That size makes sense, because 1/2 is smaller than 2/3, so more than one copy fits.</w:t>
       </w:r>
     </w:p>
     <w:p>

--- a/lessons/6-2/homework.docx
+++ b/lessons/6-2/homework.docx
@@ -80,7 +80,7 @@
         <w:spacing w:after="60" w:before="0"/>
       </w:pPr>
       <w:r>
-        <w:t xml:space="preserve">Content: I can divide a fraction by a fraction by multiplying by the reciprocal and simplifying.</w:t>
+        <w:t xml:space="preserve">Content: I can divide a fraction by a fraction and divide with mixed numbers by multiplying by the reciprocal.</w:t>
       </w:r>
     </w:p>
     <w:p>
@@ -88,7 +88,7 @@
         <w:spacing w:after="60" w:before="0"/>
       </w:pPr>
       <w:r>
-        <w:t xml:space="preserve">Language: I can explain my steps using the words dividend, divisor, reciprocal, quotient, and simplify.</w:t>
+        <w:t xml:space="preserve">Language: I can explain the steps using the words reciprocal, improper fraction, mixed number, and simplify.</w:t>
       </w:r>
     </w:p>
     <w:p>
@@ -480,6 +480,132 @@
       </w:r>
       <w:r>
         <w:t xml:space="preserve"> — To make a fraction smaller using the same parts, like 2/4 = 1/2.</w:t>
+      </w:r>
+    </w:p>
+    <w:p>
+      <w:pPr>
+        <w:keepNext/>
+        <w:spacing w:after="20" w:before="80"/>
+        <w:jc w:val="center"/>
+      </w:pPr>
+      <w:r>
+        <w:drawing>
+          <wp:inline distT="0" distB="0" distL="0" distR="0">
+            <wp:extent cx="1047750" cy="790575"/>
+            <wp:effectExtent t="0" r="0" b="0" l="0"/>
+            <wp:docPr id="1" name="" descr="" title=""/>
+            <wp:cNvGraphicFramePr>
+              <a:graphicFrameLocks xmlns:a="http://schemas.openxmlformats.org/drawingml/2006/main" noChangeAspect="1"/>
+            </wp:cNvGraphicFramePr>
+            <a:graphic xmlns:a="http://schemas.openxmlformats.org/drawingml/2006/main">
+              <a:graphicData uri="http://schemas.openxmlformats.org/drawingml/2006/picture">
+                <pic:pic xmlns:pic="http://schemas.openxmlformats.org/drawingml/2006/picture">
+                  <pic:nvPicPr>
+                    <pic:cNvPr id="0" name="" descr=""/>
+                    <pic:cNvPicPr>
+                      <a:picLocks noChangeAspect="1" noChangeArrowheads="1"/>
+                    </pic:cNvPicPr>
+                  </pic:nvPicPr>
+                  <pic:blipFill>
+                    <a:blip r:embed="rId13" cstate="none"/>
+                    <a:srcRect/>
+                    <a:stretch>
+                      <a:fillRect/>
+                    </a:stretch>
+                  </pic:blipFill>
+                  <pic:spPr bwMode="auto">
+                    <a:xfrm>
+                      <a:off x="0" y="0"/>
+                      <a:ext cx="1047750" cy="790575"/>
+                    </a:xfrm>
+                    <a:prstGeom prst="rect">
+                      <a:avLst/>
+                    </a:prstGeom>
+                  </pic:spPr>
+                </pic:pic>
+              </a:graphicData>
+            </a:graphic>
+          </wp:inline>
+        </w:drawing>
+      </w:r>
+    </w:p>
+    <w:p>
+      <w:pPr>
+        <w:keepNext/>
+        <w:spacing w:after="120"/>
+      </w:pPr>
+      <w:r>
+        <w:rPr>
+          <w:b/>
+          <w:bCs/>
+        </w:rPr>
+        <w:t xml:space="preserve">Mixed number (Número mixto)</w:t>
+      </w:r>
+      <w:r>
+        <w:t xml:space="preserve"> — A whole number and a fraction written together, like 2 1/2. It must be rewritten as an improper fraction before dividing.</w:t>
+      </w:r>
+    </w:p>
+    <w:p>
+      <w:pPr>
+        <w:keepNext/>
+        <w:spacing w:after="20" w:before="80"/>
+        <w:jc w:val="center"/>
+      </w:pPr>
+      <w:r>
+        <w:drawing>
+          <wp:inline distT="0" distB="0" distL="0" distR="0">
+            <wp:extent cx="1047750" cy="790575"/>
+            <wp:effectExtent t="0" r="0" b="0" l="0"/>
+            <wp:docPr id="1" name="" descr="" title=""/>
+            <wp:cNvGraphicFramePr>
+              <a:graphicFrameLocks xmlns:a="http://schemas.openxmlformats.org/drawingml/2006/main" noChangeAspect="1"/>
+            </wp:cNvGraphicFramePr>
+            <a:graphic xmlns:a="http://schemas.openxmlformats.org/drawingml/2006/main">
+              <a:graphicData uri="http://schemas.openxmlformats.org/drawingml/2006/picture">
+                <pic:pic xmlns:pic="http://schemas.openxmlformats.org/drawingml/2006/picture">
+                  <pic:nvPicPr>
+                    <pic:cNvPr id="0" name="" descr=""/>
+                    <pic:cNvPicPr>
+                      <a:picLocks noChangeAspect="1" noChangeArrowheads="1"/>
+                    </pic:cNvPicPr>
+                  </pic:nvPicPr>
+                  <pic:blipFill>
+                    <a:blip r:embed="rId14" cstate="none"/>
+                    <a:srcRect/>
+                    <a:stretch>
+                      <a:fillRect/>
+                    </a:stretch>
+                  </pic:blipFill>
+                  <pic:spPr bwMode="auto">
+                    <a:xfrm>
+                      <a:off x="0" y="0"/>
+                      <a:ext cx="1047750" cy="790575"/>
+                    </a:xfrm>
+                    <a:prstGeom prst="rect">
+                      <a:avLst/>
+                    </a:prstGeom>
+                  </pic:spPr>
+                </pic:pic>
+              </a:graphicData>
+            </a:graphic>
+          </wp:inline>
+        </w:drawing>
+      </w:r>
+    </w:p>
+    <w:p>
+      <w:pPr>
+        <w:keepNext/>
+        <w:spacing w:after="120"/>
+      </w:pPr>
+      <w:r>
+        <w:rPr>
+          <w:b/>
+          <w:bCs/>
+        </w:rPr>
+        <w:t xml:space="preserve">Improper fraction (Fracción impropia)</w:t>
+      </w:r>
+      <w:r>
+        <w:t xml:space="preserve"> — A fraction whose numerator is greater than or equal to its denominator, like 5/2.</w:t>
       </w:r>
     </w:p>
     <w:p>

--- a/lessons/6-2/homework.docx
+++ b/lessons/6-2/homework.docx
@@ -479,7 +479,7 @@
         <w:t xml:space="preserve">Simplify (Simplificar)</w:t>
       </w:r>
       <w:r>
-        <w:t xml:space="preserve"> — To make a fraction smaller using the same parts, like 2/4 = 1/2.</w:t>
+        <w:t xml:space="preserve"> — To write a fraction with smaller numbers that names the same amount, like 2/4 = 1/2.</w:t>
       </w:r>
     </w:p>
     <w:p>
